--- a/reports/ПР_7-8_Объектно-ориентированное_моделирование.docx
+++ b/reports/ПР_7-8_Объектно-ориентированное_моделирование.docx
@@ -886,7 +886,7 @@
       <w:r>
         <w:drawing>
           <wp:inline xmlns:a="http://schemas.openxmlformats.org/drawingml/2006/main" xmlns:pic="http://schemas.openxmlformats.org/drawingml/2006/picture">
-            <wp:extent cx="5760000" cy="4362773"/>
+            <wp:extent cx="5760000" cy="4441286"/>
             <wp:docPr id="1" name="Picture 1"/>
             <wp:cNvGraphicFramePr>
               <a:graphicFrameLocks noChangeAspect="1"/>
@@ -907,7 +907,7 @@
                   <pic:spPr>
                     <a:xfrm>
                       <a:off x="0" y="0"/>
-                      <a:ext cx="5760000" cy="4362773"/>
+                      <a:ext cx="5760000" cy="4441286"/>
                     </a:xfrm>
                     <a:prstGeom prst="rect"/>
                   </pic:spPr>
@@ -1231,7 +1231,7 @@
                 <w:i w:val="0"/>
                 <w:sz w:val="24"/>
               </w:rPr>
-              <w:t>Обучает, публикует и контролирует модели оценки кредитоспособности</w:t>
+              <w:t>Ведёт версии методики оценки, проверяет их на истории, публикует и контролирует качество</w:t>
             </w:r>
           </w:p>
         </w:tc>
@@ -2059,7 +2059,7 @@
                 <w:i w:val="0"/>
                 <w:sz w:val="24"/>
               </w:rPr>
-              <w:t>Обучить и опубликовать модель</w:t>
+              <w:t>Подготовить и опубликовать версию методики</w:t>
             </w:r>
           </w:p>
         </w:tc>
@@ -2105,7 +2105,7 @@
                 <w:i w:val="0"/>
                 <w:sz w:val="24"/>
               </w:rPr>
-              <w:t>Обучение, валидация и публикация новой версии модели</w:t>
+              <w:t>Создание версии-кандидата, проверка на истории, утверждение и публикация</w:t>
             </w:r>
           </w:p>
         </w:tc>
@@ -2133,7 +2133,7 @@
                 <w:i w:val="0"/>
                 <w:sz w:val="24"/>
               </w:rPr>
-              <w:t>Мониторить качество модели</w:t>
+              <w:t>Мониторить качество методики</w:t>
             </w:r>
           </w:p>
         </w:tc>
@@ -2332,6 +2332,80 @@
           </w:p>
         </w:tc>
       </w:tr>
+      <w:tr>
+        <w:trPr>
+          <w:cantSplit/>
+        </w:trPr>
+        <w:tc>
+          <w:tcPr>
+            <w:tcW w:type="dxa" w:w="2721"/>
+          </w:tcPr>
+          <w:p>
+            <w:pPr>
+              <w:widowControl w:val="0"/>
+              <w:spacing w:line="240" w:lineRule="auto" w:after="0"/>
+              <w:ind w:firstLine="0"/>
+              <w:jc w:val="left"/>
+            </w:pPr>
+            <w:r/>
+            <w:r>
+              <w:rPr>
+                <w:rFonts w:ascii="Times New Roman" w:hAnsi="Times New Roman" w:cs="Times New Roman" w:eastAsia="Times New Roman"/>
+                <w:b w:val="0"/>
+                <w:i w:val="0"/>
+                <w:sz w:val="24"/>
+              </w:rPr>
+              <w:t>Просмотреть заёмщиков и кредитный портфель</w:t>
+            </w:r>
+          </w:p>
+        </w:tc>
+        <w:tc>
+          <w:tcPr>
+            <w:tcW w:type="dxa" w:w="2041"/>
+          </w:tcPr>
+          <w:p>
+            <w:pPr>
+              <w:widowControl w:val="0"/>
+              <w:spacing w:line="240" w:lineRule="auto" w:after="0"/>
+              <w:ind w:firstLine="0"/>
+              <w:jc w:val="left"/>
+            </w:pPr>
+            <w:r/>
+            <w:r>
+              <w:rPr>
+                <w:rFonts w:ascii="Times New Roman" w:hAnsi="Times New Roman" w:cs="Times New Roman" w:eastAsia="Times New Roman"/>
+                <w:b w:val="0"/>
+                <w:i w:val="0"/>
+                <w:sz w:val="24"/>
+              </w:rPr>
+              <w:t>Руководитель отдела, Андеррайтер</w:t>
+            </w:r>
+          </w:p>
+        </w:tc>
+        <w:tc>
+          <w:tcPr>
+            <w:tcW w:type="dxa" w:w="4592"/>
+          </w:tcPr>
+          <w:p>
+            <w:pPr>
+              <w:widowControl w:val="0"/>
+              <w:spacing w:line="240" w:lineRule="auto" w:after="0"/>
+              <w:ind w:firstLine="0"/>
+              <w:jc w:val="left"/>
+            </w:pPr>
+            <w:r/>
+            <w:r>
+              <w:rPr>
+                <w:rFonts w:ascii="Times New Roman" w:hAnsi="Times New Roman" w:cs="Times New Roman" w:eastAsia="Times New Roman"/>
+                <w:b w:val="0"/>
+                <w:i w:val="0"/>
+                <w:sz w:val="24"/>
+              </w:rPr>
+              <w:t>Реестр клиентов с историей заявок, решений и кредитов; выданные кредиты и качество портфеля</w:t>
+            </w:r>
+          </w:p>
+        </w:tc>
+      </w:tr>
     </w:tbl>
     <w:p>
       <w:pPr>
@@ -2522,91 +2596,6 @@
                 <w:sz w:val="24"/>
               </w:rPr>
               <w:t>Кредитный специалист (основное), БКИ</w:t>
-            </w:r>
-          </w:p>
-        </w:tc>
-      </w:tr>
-    </w:tbl>
-    <w:p>
-      <w:pPr>
-        <w:keepNext/>
-        <w:ind w:firstLine="0"/>
-        <w:jc w:val="right"/>
-      </w:pPr>
-      <w:r>
-        <w:rPr>
-          <w:rFonts w:ascii="Times New Roman" w:hAnsi="Times New Roman" w:cs="Times New Roman" w:eastAsia="Times New Roman"/>
-          <w:b w:val="0"/>
-          <w:i w:val="0"/>
-          <w:sz w:val="28"/>
-        </w:rPr>
-        <w:t>Продолжение таблицы 7.4</w:t>
-      </w:r>
-    </w:p>
-    <w:tbl>
-      <w:tblPr>
-        <w:tblStyle w:val="TableGrid"/>
-        <w:tblW w:type="auto" w:w="0"/>
-        <w:jc w:val="center"/>
-        <w:tblLayout w:type="fixed"/>
-        <w:tblLook w:firstColumn="1" w:firstRow="1" w:lastColumn="0" w:lastRow="0" w:noHBand="0" w:noVBand="1" w:val="04A0"/>
-        <w:tblLayout w:type="fixed"/>
-        <w:tblCaption w:val="7.4|1"/>
-      </w:tblPr>
-      <w:tblGrid>
-        <w:gridCol w:w="2268"/>
-        <w:gridCol w:w="7087"/>
-      </w:tblGrid>
-      <w:tr>
-        <w:trPr>
-          <w:cantSplit/>
-          <w:tblHeader/>
-        </w:trPr>
-        <w:tc>
-          <w:tcPr>
-            <w:tcW w:type="dxa" w:w="2268"/>
-          </w:tcPr>
-          <w:p>
-            <w:pPr>
-              <w:keepNext/>
-              <w:widowControl w:val="0"/>
-              <w:spacing w:line="240" w:lineRule="auto" w:after="0"/>
-              <w:ind w:firstLine="0"/>
-              <w:jc w:val="center"/>
-            </w:pPr>
-            <w:r/>
-            <w:r>
-              <w:rPr>
-                <w:rFonts w:ascii="Times New Roman" w:hAnsi="Times New Roman" w:cs="Times New Roman" w:eastAsia="Times New Roman"/>
-                <w:b w:val="0"/>
-                <w:i w:val="0"/>
-                <w:sz w:val="24"/>
-              </w:rPr>
-              <w:t>Элемент</w:t>
-            </w:r>
-          </w:p>
-        </w:tc>
-        <w:tc>
-          <w:tcPr>
-            <w:tcW w:type="dxa" w:w="7087"/>
-          </w:tcPr>
-          <w:p>
-            <w:pPr>
-              <w:keepNext/>
-              <w:widowControl w:val="0"/>
-              <w:spacing w:line="240" w:lineRule="auto" w:after="0"/>
-              <w:ind w:firstLine="0"/>
-              <w:jc w:val="center"/>
-            </w:pPr>
-            <w:r/>
-            <w:r>
-              <w:rPr>
-                <w:rFonts w:ascii="Times New Roman" w:hAnsi="Times New Roman" w:cs="Times New Roman" w:eastAsia="Times New Roman"/>
-                <w:b w:val="0"/>
-                <w:i w:val="0"/>
-                <w:sz w:val="24"/>
-              </w:rPr>
-              <w:t>Содержание</w:t>
             </w:r>
           </w:p>
         </w:tc>
@@ -3168,7 +3157,7 @@
                 <w:i w:val="0"/>
                 <w:sz w:val="24"/>
               </w:rPr>
-              <w:t>Кредитное досье сформировано; опубликована версия модели</w:t>
+              <w:t>Кредитное досье сформировано; опубликована версия методики</w:t>
             </w:r>
           </w:p>
         </w:tc>
@@ -3219,7 +3208,7 @@
                 <w:i w:val="0"/>
                 <w:sz w:val="24"/>
               </w:rPr>
-              <w:t>1. Система проверяет стоп-факторы. 2. Формирует признаки. 3. Рассчитывает PD и вклад факторов. 4. Рассчитывает ПДН. 5. Определяет класс риска, рекомендацию и условия. 6. Сохраняет результат и переводит заявку в статус «На рассмотрении»</w:t>
+              <w:t>1. Система проверяет стоп-факторы. 2. Формирует признаки. 3. Начисляет баллы по скоринговой карте, рассчитывает PD и вклад характеристик. 4. Рассчитывает ПДН. 5. Определяет класс риска, рекомендацию и условия. 6. Сохраняет результат и переводит заявку в статус «На рассмотрении»</w:t>
             </w:r>
           </w:p>
         </w:tc>
@@ -3353,7 +3342,7 @@
       <w:r>
         <w:drawing>
           <wp:inline xmlns:a="http://schemas.openxmlformats.org/drawingml/2006/main" xmlns:pic="http://schemas.openxmlformats.org/drawingml/2006/picture">
-            <wp:extent cx="5760000" cy="3543484"/>
+            <wp:extent cx="5760000" cy="3481662"/>
             <wp:docPr id="4" name="Picture 4"/>
             <wp:cNvGraphicFramePr>
               <a:graphicFrameLocks noChangeAspect="1"/>
@@ -3374,7 +3363,7 @@
                   <pic:spPr>
                     <a:xfrm>
                       <a:off x="0" y="0"/>
-                      <a:ext cx="5760000" cy="3543484"/>
+                      <a:ext cx="5760000" cy="3481662"/>
                     </a:xfrm>
                     <a:prstGeom prst="rect"/>
                   </pic:spPr>
@@ -3422,7 +3411,7 @@
       <w:r>
         <w:drawing>
           <wp:inline xmlns:a="http://schemas.openxmlformats.org/drawingml/2006/main" xmlns:pic="http://schemas.openxmlformats.org/drawingml/2006/picture">
-            <wp:extent cx="5400000" cy="2955087"/>
+            <wp:extent cx="5400000" cy="2656216"/>
             <wp:docPr id="5" name="Picture 5"/>
             <wp:cNvGraphicFramePr>
               <a:graphicFrameLocks noChangeAspect="1"/>
@@ -3443,7 +3432,7 @@
                   <pic:spPr>
                     <a:xfrm>
                       <a:off x="0" y="0"/>
-                      <a:ext cx="5400000" cy="2955087"/>
+                      <a:ext cx="5400000" cy="2656216"/>
                     </a:xfrm>
                     <a:prstGeom prst="rect"/>
                   </pic:spPr>
@@ -3923,7 +3912,7 @@
           <w:i w:val="0"/>
           <w:sz w:val="28"/>
         </w:rPr>
-        <w:t>4.2.4 Вариант использования «Обучить и опубликовать модель»</w:t>
+        <w:t>4.2.4 Вариант использования «Подготовить и опубликовать версию методики»</w:t>
       </w:r>
     </w:p>
     <w:p>
@@ -3953,7 +3942,7 @@
           <w:i w:val="0"/>
           <w:sz w:val="28"/>
         </w:rPr>
-        <w:t>Таблица 7.7 – Спецификация варианта использования «Обучить и опубликовать модель»</w:t>
+        <w:t>Таблица 7.7 – Спецификация варианта использования «Подготовить и опубликовать версию методики»</w:t>
       </w:r>
     </w:p>
     <w:tbl>
@@ -4172,7 +4161,7 @@
                 <w:i w:val="0"/>
                 <w:sz w:val="24"/>
               </w:rPr>
-              <w:t>1. Аналитик задаёт период и алгоритм. 2. Система формирует выборку, обучает модель, рассчитывает метрики. 3. Система регистрирует версию со статусом «Кандидат». 4. Аналитик сравнивает версию с действующей и отправляет на утверждение. 5. После утверждения версия публикуется</w:t>
+              <w:t>1. Аналитик создаёт версию-кандидат на основе действующей. 2. Изменяет баллы характеристик. 3. Система проверяет кандидата и действующую версию на кредитах старше 12 месяцев и рассчитывает ROC AUC, Gini, KS. 4. Аналитик отправляет версию на утверждение. 5. Руководитель утверждает версию. 6. Аналитик публикует её</w:t>
             </w:r>
           </w:p>
         </w:tc>
@@ -4223,7 +4212,7 @@
                 <w:i w:val="0"/>
                 <w:sz w:val="24"/>
               </w:rPr>
-              <w:t>4а. Новая версия хуже действующей — публикация не выполняется</w:t>
+              <w:t>4а. Gini кандидата ниже, чем у действующей версии, — отправка на утверждение запрещена. 5а. Руководитель отклоняет версию с указанием причины</w:t>
             </w:r>
           </w:p>
         </w:tc>
@@ -4274,7 +4263,7 @@
                 <w:i w:val="0"/>
                 <w:sz w:val="24"/>
               </w:rPr>
-              <w:t>Новая версия модели опубликована, предыдущая переведена в архив</w:t>
+              <w:t>Новая версия методики опубликована, предыдущая переведена в архив и доступна для отката</w:t>
             </w:r>
           </w:p>
         </w:tc>
@@ -4306,7 +4295,7 @@
       <w:r>
         <w:drawing>
           <wp:inline xmlns:a="http://schemas.openxmlformats.org/drawingml/2006/main" xmlns:pic="http://schemas.openxmlformats.org/drawingml/2006/picture">
-            <wp:extent cx="5760000" cy="3075816"/>
+            <wp:extent cx="5760000" cy="3163826"/>
             <wp:docPr id="7" name="Picture 7"/>
             <wp:cNvGraphicFramePr>
               <a:graphicFrameLocks noChangeAspect="1"/>
@@ -4327,7 +4316,7 @@
                   <pic:spPr>
                     <a:xfrm>
                       <a:off x="0" y="0"/>
-                      <a:ext cx="5760000" cy="3075816"/>
+                      <a:ext cx="5760000" cy="3163826"/>
                     </a:xfrm>
                     <a:prstGeom prst="rect"/>
                   </pic:spPr>
@@ -4351,7 +4340,7 @@
           <w:i w:val="0"/>
           <w:sz w:val="28"/>
         </w:rPr>
-        <w:t>Рисунок 7.7 – Диаграмма последовательности «Обучить и опубликовать модель»</w:t>
+        <w:t>Рисунок 7.7 – Диаграмма последовательности «Подготовить и опубликовать версию методики»</w:t>
       </w:r>
     </w:p>
     <w:p>
@@ -4831,7 +4820,7 @@
       <w:r>
         <w:drawing>
           <wp:inline xmlns:a="http://schemas.openxmlformats.org/drawingml/2006/main" xmlns:pic="http://schemas.openxmlformats.org/drawingml/2006/picture">
-            <wp:extent cx="5760000" cy="1916972"/>
+            <wp:extent cx="5760000" cy="1784670"/>
             <wp:docPr id="9" name="Picture 9"/>
             <wp:cNvGraphicFramePr>
               <a:graphicFrameLocks noChangeAspect="1"/>
@@ -4852,7 +4841,7 @@
                   <pic:spPr>
                     <a:xfrm>
                       <a:off x="0" y="0"/>
-                      <a:ext cx="5760000" cy="1916972"/>
+                      <a:ext cx="5760000" cy="1784670"/>
                     </a:xfrm>
                     <a:prstGeom prst="rect"/>
                   </pic:spPr>
@@ -4914,7 +4903,7 @@
       <w:r>
         <w:drawing>
           <wp:inline xmlns:a="http://schemas.openxmlformats.org/drawingml/2006/main" xmlns:pic="http://schemas.openxmlformats.org/drawingml/2006/picture">
-            <wp:extent cx="5940000" cy="6302329"/>
+            <wp:extent cx="5940000" cy="5331603"/>
             <wp:docPr id="10" name="Picture 10"/>
             <wp:cNvGraphicFramePr>
               <a:graphicFrameLocks noChangeAspect="1"/>
@@ -4935,7 +4924,7 @@
                   <pic:spPr>
                     <a:xfrm>
                       <a:off x="0" y="0"/>
-                      <a:ext cx="5940000" cy="6302329"/>
+                      <a:ext cx="5940000" cy="5331603"/>
                     </a:xfrm>
                     <a:prstGeom prst="rect"/>
                   </pic:spPr>
@@ -5108,7 +5097,7 @@
                 <w:i w:val="0"/>
                 <w:sz w:val="24"/>
               </w:rPr>
-              <w:t>ФормаЗаявки, КарточкаЗаявки, ЭкранМоделей, ЭкранОтчётов</w:t>
+              <w:t>ФормаЗаявки, КарточкаЗаявки, ЭкранМетодики, ЭкранОтчётов, РеестрЗаёмщиков</w:t>
             </w:r>
           </w:p>
         </w:tc>
@@ -5381,6 +5370,154 @@
           </w:p>
         </w:tc>
       </w:tr>
+      <w:tr>
+        <w:trPr>
+          <w:cantSplit/>
+        </w:trPr>
+        <w:tc>
+          <w:tcPr>
+            <w:tcW w:type="dxa" w:w="2608"/>
+          </w:tcPr>
+          <w:p>
+            <w:pPr>
+              <w:widowControl w:val="0"/>
+              <w:spacing w:line="240" w:lineRule="auto" w:after="0"/>
+              <w:ind w:firstLine="0"/>
+              <w:jc w:val="left"/>
+            </w:pPr>
+            <w:r/>
+            <w:r>
+              <w:rPr>
+                <w:rFonts w:ascii="Times New Roman" w:hAnsi="Times New Roman" w:cs="Times New Roman" w:eastAsia="Times New Roman"/>
+                <w:b w:val="0"/>
+                <w:i w:val="0"/>
+                <w:sz w:val="24"/>
+              </w:rPr>
+              <w:t>СервисМетодики</w:t>
+            </w:r>
+          </w:p>
+        </w:tc>
+        <w:tc>
+          <w:tcPr>
+            <w:tcW w:type="dxa" w:w="1474"/>
+          </w:tcPr>
+          <w:p>
+            <w:pPr>
+              <w:widowControl w:val="0"/>
+              <w:spacing w:line="240" w:lineRule="auto" w:after="0"/>
+              <w:ind w:firstLine="0"/>
+              <w:jc w:val="left"/>
+            </w:pPr>
+            <w:r/>
+            <w:r>
+              <w:rPr>
+                <w:rFonts w:ascii="Times New Roman" w:hAnsi="Times New Roman" w:cs="Times New Roman" w:eastAsia="Times New Roman"/>
+                <w:b w:val="0"/>
+                <w:i w:val="0"/>
+                <w:sz w:val="24"/>
+              </w:rPr>
+              <w:t>control</w:t>
+            </w:r>
+          </w:p>
+        </w:tc>
+        <w:tc>
+          <w:tcPr>
+            <w:tcW w:type="dxa" w:w="5272"/>
+          </w:tcPr>
+          <w:p>
+            <w:pPr>
+              <w:widowControl w:val="0"/>
+              <w:spacing w:line="240" w:lineRule="auto" w:after="0"/>
+              <w:ind w:firstLine="0"/>
+              <w:jc w:val="left"/>
+            </w:pPr>
+            <w:r/>
+            <w:r>
+              <w:rPr>
+                <w:rFonts w:ascii="Times New Roman" w:hAnsi="Times New Roman" w:cs="Times New Roman" w:eastAsia="Times New Roman"/>
+                <w:b w:val="0"/>
+                <w:i w:val="0"/>
+                <w:sz w:val="24"/>
+              </w:rPr>
+              <w:t>Версии методики: создание, проверка на истории, утверждение, публикация, откат, мониторинг</w:t>
+            </w:r>
+          </w:p>
+        </w:tc>
+      </w:tr>
+      <w:tr>
+        <w:trPr>
+          <w:cantSplit/>
+        </w:trPr>
+        <w:tc>
+          <w:tcPr>
+            <w:tcW w:type="dxa" w:w="2608"/>
+          </w:tcPr>
+          <w:p>
+            <w:pPr>
+              <w:widowControl w:val="0"/>
+              <w:spacing w:line="240" w:lineRule="auto" w:after="0"/>
+              <w:ind w:firstLine="0"/>
+              <w:jc w:val="left"/>
+            </w:pPr>
+            <w:r/>
+            <w:r>
+              <w:rPr>
+                <w:rFonts w:ascii="Times New Roman" w:hAnsi="Times New Roman" w:cs="Times New Roman" w:eastAsia="Times New Roman"/>
+                <w:b w:val="0"/>
+                <w:i w:val="0"/>
+                <w:sz w:val="24"/>
+              </w:rPr>
+              <w:t>СервисОтчётов</w:t>
+            </w:r>
+          </w:p>
+        </w:tc>
+        <w:tc>
+          <w:tcPr>
+            <w:tcW w:type="dxa" w:w="1474"/>
+          </w:tcPr>
+          <w:p>
+            <w:pPr>
+              <w:widowControl w:val="0"/>
+              <w:spacing w:line="240" w:lineRule="auto" w:after="0"/>
+              <w:ind w:firstLine="0"/>
+              <w:jc w:val="left"/>
+            </w:pPr>
+            <w:r/>
+            <w:r>
+              <w:rPr>
+                <w:rFonts w:ascii="Times New Roman" w:hAnsi="Times New Roman" w:cs="Times New Roman" w:eastAsia="Times New Roman"/>
+                <w:b w:val="0"/>
+                <w:i w:val="0"/>
+                <w:sz w:val="24"/>
+              </w:rPr>
+              <w:t>control</w:t>
+            </w:r>
+          </w:p>
+        </w:tc>
+        <w:tc>
+          <w:tcPr>
+            <w:tcW w:type="dxa" w:w="5272"/>
+          </w:tcPr>
+          <w:p>
+            <w:pPr>
+              <w:widowControl w:val="0"/>
+              <w:spacing w:line="240" w:lineRule="auto" w:after="0"/>
+              <w:ind w:firstLine="0"/>
+              <w:jc w:val="left"/>
+            </w:pPr>
+            <w:r/>
+            <w:r>
+              <w:rPr>
+                <w:rFonts w:ascii="Times New Roman" w:hAnsi="Times New Roman" w:cs="Times New Roman" w:eastAsia="Times New Roman"/>
+                <w:b w:val="0"/>
+                <w:i w:val="0"/>
+                <w:sz w:val="24"/>
+              </w:rPr>
+              <w:t>Формирование отчётов</w:t>
+            </w:r>
+          </w:p>
+        </w:tc>
+      </w:tr>
     </w:tbl>
     <w:p>
       <w:pPr>
@@ -5406,7 +5543,7 @@
         <w:tblLayout w:type="fixed"/>
         <w:tblLook w:firstColumn="1" w:firstRow="1" w:lastColumn="0" w:lastRow="0" w:noHBand="0" w:noVBand="1" w:val="04A0"/>
         <w:tblLayout w:type="fixed"/>
-        <w:tblCaption w:val="7.9|4"/>
+        <w:tblCaption w:val="7.9|6"/>
       </w:tblPr>
       <w:tblGrid>
         <w:gridCol w:w="2608"/>
@@ -5487,154 +5624,6 @@
                 <w:sz w:val="24"/>
               </w:rPr>
               <w:t>Назначение</w:t>
-            </w:r>
-          </w:p>
-        </w:tc>
-      </w:tr>
-      <w:tr>
-        <w:trPr>
-          <w:cantSplit/>
-        </w:trPr>
-        <w:tc>
-          <w:tcPr>
-            <w:tcW w:type="dxa" w:w="2608"/>
-          </w:tcPr>
-          <w:p>
-            <w:pPr>
-              <w:widowControl w:val="0"/>
-              <w:spacing w:line="240" w:lineRule="auto" w:after="0"/>
-              <w:ind w:firstLine="0"/>
-              <w:jc w:val="left"/>
-            </w:pPr>
-            <w:r/>
-            <w:r>
-              <w:rPr>
-                <w:rFonts w:ascii="Times New Roman" w:hAnsi="Times New Roman" w:cs="Times New Roman" w:eastAsia="Times New Roman"/>
-                <w:b w:val="0"/>
-                <w:i w:val="0"/>
-                <w:sz w:val="24"/>
-              </w:rPr>
-              <w:t>СервисОбучения</w:t>
-            </w:r>
-          </w:p>
-        </w:tc>
-        <w:tc>
-          <w:tcPr>
-            <w:tcW w:type="dxa" w:w="1474"/>
-          </w:tcPr>
-          <w:p>
-            <w:pPr>
-              <w:widowControl w:val="0"/>
-              <w:spacing w:line="240" w:lineRule="auto" w:after="0"/>
-              <w:ind w:firstLine="0"/>
-              <w:jc w:val="left"/>
-            </w:pPr>
-            <w:r/>
-            <w:r>
-              <w:rPr>
-                <w:rFonts w:ascii="Times New Roman" w:hAnsi="Times New Roman" w:cs="Times New Roman" w:eastAsia="Times New Roman"/>
-                <w:b w:val="0"/>
-                <w:i w:val="0"/>
-                <w:sz w:val="24"/>
-              </w:rPr>
-              <w:t>control</w:t>
-            </w:r>
-          </w:p>
-        </w:tc>
-        <w:tc>
-          <w:tcPr>
-            <w:tcW w:type="dxa" w:w="5272"/>
-          </w:tcPr>
-          <w:p>
-            <w:pPr>
-              <w:widowControl w:val="0"/>
-              <w:spacing w:line="240" w:lineRule="auto" w:after="0"/>
-              <w:ind w:firstLine="0"/>
-              <w:jc w:val="left"/>
-            </w:pPr>
-            <w:r/>
-            <w:r>
-              <w:rPr>
-                <w:rFonts w:ascii="Times New Roman" w:hAnsi="Times New Roman" w:cs="Times New Roman" w:eastAsia="Times New Roman"/>
-                <w:b w:val="0"/>
-                <w:i w:val="0"/>
-                <w:sz w:val="24"/>
-              </w:rPr>
-              <w:t>Формирование выборки, обучение, валидация и публикация моделей</w:t>
-            </w:r>
-          </w:p>
-        </w:tc>
-      </w:tr>
-      <w:tr>
-        <w:trPr>
-          <w:cantSplit/>
-        </w:trPr>
-        <w:tc>
-          <w:tcPr>
-            <w:tcW w:type="dxa" w:w="2608"/>
-          </w:tcPr>
-          <w:p>
-            <w:pPr>
-              <w:widowControl w:val="0"/>
-              <w:spacing w:line="240" w:lineRule="auto" w:after="0"/>
-              <w:ind w:firstLine="0"/>
-              <w:jc w:val="left"/>
-            </w:pPr>
-            <w:r/>
-            <w:r>
-              <w:rPr>
-                <w:rFonts w:ascii="Times New Roman" w:hAnsi="Times New Roman" w:cs="Times New Roman" w:eastAsia="Times New Roman"/>
-                <w:b w:val="0"/>
-                <w:i w:val="0"/>
-                <w:sz w:val="24"/>
-              </w:rPr>
-              <w:t>СервисОтчётов</w:t>
-            </w:r>
-          </w:p>
-        </w:tc>
-        <w:tc>
-          <w:tcPr>
-            <w:tcW w:type="dxa" w:w="1474"/>
-          </w:tcPr>
-          <w:p>
-            <w:pPr>
-              <w:widowControl w:val="0"/>
-              <w:spacing w:line="240" w:lineRule="auto" w:after="0"/>
-              <w:ind w:firstLine="0"/>
-              <w:jc w:val="left"/>
-            </w:pPr>
-            <w:r/>
-            <w:r>
-              <w:rPr>
-                <w:rFonts w:ascii="Times New Roman" w:hAnsi="Times New Roman" w:cs="Times New Roman" w:eastAsia="Times New Roman"/>
-                <w:b w:val="0"/>
-                <w:i w:val="0"/>
-                <w:sz w:val="24"/>
-              </w:rPr>
-              <w:t>control</w:t>
-            </w:r>
-          </w:p>
-        </w:tc>
-        <w:tc>
-          <w:tcPr>
-            <w:tcW w:type="dxa" w:w="5272"/>
-          </w:tcPr>
-          <w:p>
-            <w:pPr>
-              <w:widowControl w:val="0"/>
-              <w:spacing w:line="240" w:lineRule="auto" w:after="0"/>
-              <w:ind w:firstLine="0"/>
-              <w:jc w:val="left"/>
-            </w:pPr>
-            <w:r/>
-            <w:r>
-              <w:rPr>
-                <w:rFonts w:ascii="Times New Roman" w:hAnsi="Times New Roman" w:cs="Times New Roman" w:eastAsia="Times New Roman"/>
-                <w:b w:val="0"/>
-                <w:i w:val="0"/>
-                <w:sz w:val="24"/>
-              </w:rPr>
-              <w:t>Формирование отчётов</w:t>
             </w:r>
           </w:p>
         </w:tc>
@@ -5810,7 +5799,7 @@
                 <w:i w:val="0"/>
                 <w:sz w:val="24"/>
               </w:rPr>
-              <w:t>РезультатСкоринга, Модель, СтопФактор</w:t>
+              <w:t>РезультатСкоринга, ВерсияМетодики, СтопФактор</w:t>
             </w:r>
           </w:p>
         </w:tc>
@@ -5856,7 +5845,7 @@
                 <w:i w:val="0"/>
                 <w:sz w:val="24"/>
               </w:rPr>
-              <w:t>Результаты оценки, версии моделей, правила</w:t>
+              <w:t>Результаты оценки, версии скоринговой карты, правила</w:t>
             </w:r>
           </w:p>
         </w:tc>
@@ -5884,7 +5873,7 @@
                 <w:i w:val="0"/>
                 <w:sz w:val="24"/>
               </w:rPr>
-              <w:t>Решение, Сотрудник</w:t>
+              <w:t>Решение, Кредит, Сотрудник</w:t>
             </w:r>
           </w:p>
         </w:tc>
@@ -5930,7 +5919,7 @@
                 <w:i w:val="0"/>
                 <w:sz w:val="24"/>
               </w:rPr>
-              <w:t>Решения по заявкам и пользователи системы</w:t>
+              <w:t>Решения по заявкам, выданные кредиты, пользователи системы</w:t>
             </w:r>
           </w:p>
         </w:tc>
@@ -5963,7 +5952,7 @@
           <w:i w:val="0"/>
           <w:sz w:val="28"/>
         </w:rPr>
-        <w:t>Классы разделены на пакеты по архитектурным слоям (механизм разбиения — по стереотипам и функциональному назначению). Диаграмма пакетов приведена на рисунке 7.11. Пакет ui содержит граничные классы, application — управляющие, domain — сущности; модели машинного обучения, интеграционные адаптеры и отчёты выделены в отдельные пакеты, что позволяет изменять их независимо.</w:t>
+        <w:t>Классы разделены на пакеты по архитектурным слоям (механизм разбиения — по стереотипам и функциональному назначению). Диаграмма пакетов приведена на рисунке 7.11. Пакет ui содержит граничные классы, application — управляющие, domain — сущности; расчёт скоринговой карты и метрик качества, интеграционные адаптеры и отчёты выделены в отдельные пакеты, что позволяет изменять их независимо.</w:t>
       </w:r>
     </w:p>
     <w:p>
@@ -5976,7 +5965,7 @@
       <w:r>
         <w:drawing>
           <wp:inline xmlns:a="http://schemas.openxmlformats.org/drawingml/2006/main" xmlns:pic="http://schemas.openxmlformats.org/drawingml/2006/picture">
-            <wp:extent cx="5400000" cy="2933602"/>
+            <wp:extent cx="5400000" cy="2578249"/>
             <wp:docPr id="11" name="Picture 11"/>
             <wp:cNvGraphicFramePr>
               <a:graphicFrameLocks noChangeAspect="1"/>
@@ -5997,7 +5986,7 @@
                   <pic:spPr>
                     <a:xfrm>
                       <a:off x="0" y="0"/>
-                      <a:ext cx="5400000" cy="2933602"/>
+                      <a:ext cx="5400000" cy="2578249"/>
                     </a:xfrm>
                     <a:prstGeom prst="rect"/>
                   </pic:spPr>
@@ -6046,7 +6035,7 @@
           <w:i w:val="0"/>
           <w:sz w:val="28"/>
         </w:rPr>
-        <w:t>Диаграмма состояний (рисунок 7.12) описывает жизненный цикл основного объекта системы — кредитной заявки. Состояние «Скоринг» является составным и содержит вложенные состояния проверки стоп-факторов, расчёта PD и формирования рекомендации.</w:t>
+        <w:t>Диаграмма состояний (рисунок 7.12) описывает жизненный цикл основного объекта системы — кредитной заявки. Состояние «Скоринг» является составным и содержит вложенные состояния проверки стоп-факторов, расчёта балла и PD и формирования рекомендации.</w:t>
       </w:r>
     </w:p>
     <w:p>
@@ -6059,7 +6048,7 @@
       <w:r>
         <w:drawing>
           <wp:inline xmlns:a="http://schemas.openxmlformats.org/drawingml/2006/main" xmlns:pic="http://schemas.openxmlformats.org/drawingml/2006/picture">
-            <wp:extent cx="5760000" cy="6758463"/>
+            <wp:extent cx="5760000" cy="6565210"/>
             <wp:docPr id="12" name="Picture 12"/>
             <wp:cNvGraphicFramePr>
               <a:graphicFrameLocks noChangeAspect="1"/>
@@ -6080,7 +6069,7 @@
                   <pic:spPr>
                     <a:xfrm>
                       <a:off x="0" y="0"/>
-                      <a:ext cx="5760000" cy="6758463"/>
+                      <a:ext cx="5760000" cy="6565210"/>
                     </a:xfrm>
                     <a:prstGeom prst="rect"/>
                   </pic:spPr>
@@ -6378,116 +6367,6 @@
           </w:p>
         </w:tc>
       </w:tr>
-    </w:tbl>
-    <w:p>
-      <w:pPr>
-        <w:keepNext/>
-        <w:ind w:firstLine="0"/>
-        <w:jc w:val="right"/>
-      </w:pPr>
-      <w:r>
-        <w:rPr>
-          <w:rFonts w:ascii="Times New Roman" w:hAnsi="Times New Roman" w:cs="Times New Roman" w:eastAsia="Times New Roman"/>
-          <w:b w:val="0"/>
-          <w:i w:val="0"/>
-          <w:sz w:val="28"/>
-        </w:rPr>
-        <w:t>Продолжение таблицы 7.10</w:t>
-      </w:r>
-    </w:p>
-    <w:tbl>
-      <w:tblPr>
-        <w:tblStyle w:val="TableGrid"/>
-        <w:tblW w:type="auto" w:w="0"/>
-        <w:jc w:val="center"/>
-        <w:tblLayout w:type="fixed"/>
-        <w:tblLook w:firstColumn="1" w:firstRow="1" w:lastColumn="0" w:lastRow="0" w:noHBand="0" w:noVBand="1" w:val="04A0"/>
-        <w:tblLayout w:type="fixed"/>
-        <w:tblCaption w:val="7.10|2"/>
-      </w:tblPr>
-      <w:tblGrid>
-        <w:gridCol w:w="2154"/>
-        <w:gridCol w:w="3969"/>
-        <w:gridCol w:w="3231"/>
-      </w:tblGrid>
-      <w:tr>
-        <w:trPr>
-          <w:cantSplit/>
-          <w:tblHeader/>
-        </w:trPr>
-        <w:tc>
-          <w:tcPr>
-            <w:tcW w:type="dxa" w:w="2154"/>
-          </w:tcPr>
-          <w:p>
-            <w:pPr>
-              <w:keepNext/>
-              <w:widowControl w:val="0"/>
-              <w:spacing w:line="240" w:lineRule="auto" w:after="0"/>
-              <w:ind w:firstLine="0"/>
-              <w:jc w:val="center"/>
-            </w:pPr>
-            <w:r/>
-            <w:r>
-              <w:rPr>
-                <w:rFonts w:ascii="Times New Roman" w:hAnsi="Times New Roman" w:cs="Times New Roman" w:eastAsia="Times New Roman"/>
-                <w:b w:val="0"/>
-                <w:i w:val="0"/>
-                <w:sz w:val="24"/>
-              </w:rPr>
-              <w:t>Состояние</w:t>
-            </w:r>
-          </w:p>
-        </w:tc>
-        <w:tc>
-          <w:tcPr>
-            <w:tcW w:type="dxa" w:w="3969"/>
-          </w:tcPr>
-          <w:p>
-            <w:pPr>
-              <w:keepNext/>
-              <w:widowControl w:val="0"/>
-              <w:spacing w:line="240" w:lineRule="auto" w:after="0"/>
-              <w:ind w:firstLine="0"/>
-              <w:jc w:val="center"/>
-            </w:pPr>
-            <w:r/>
-            <w:r>
-              <w:rPr>
-                <w:rFonts w:ascii="Times New Roman" w:hAnsi="Times New Roman" w:cs="Times New Roman" w:eastAsia="Times New Roman"/>
-                <w:b w:val="0"/>
-                <w:i w:val="0"/>
-                <w:sz w:val="24"/>
-              </w:rPr>
-              <w:t>Описание</w:t>
-            </w:r>
-          </w:p>
-        </w:tc>
-        <w:tc>
-          <w:tcPr>
-            <w:tcW w:type="dxa" w:w="3231"/>
-          </w:tcPr>
-          <w:p>
-            <w:pPr>
-              <w:keepNext/>
-              <w:widowControl w:val="0"/>
-              <w:spacing w:line="240" w:lineRule="auto" w:after="0"/>
-              <w:ind w:firstLine="0"/>
-              <w:jc w:val="center"/>
-            </w:pPr>
-            <w:r/>
-            <w:r>
-              <w:rPr>
-                <w:rFonts w:ascii="Times New Roman" w:hAnsi="Times New Roman" w:cs="Times New Roman" w:eastAsia="Times New Roman"/>
-                <w:b w:val="0"/>
-                <w:i w:val="0"/>
-                <w:sz w:val="24"/>
-              </w:rPr>
-              <w:t>Переходы</w:t>
-            </w:r>
-          </w:p>
-        </w:tc>
-      </w:tr>
       <w:tr>
         <w:trPr>
           <w:cantSplit/>
@@ -6632,6 +6511,116 @@
                 <w:sz w:val="24"/>
               </w:rPr>
               <w:t>→ На рассмотрении</w:t>
+            </w:r>
+          </w:p>
+        </w:tc>
+      </w:tr>
+    </w:tbl>
+    <w:p>
+      <w:pPr>
+        <w:keepNext/>
+        <w:ind w:firstLine="0"/>
+        <w:jc w:val="right"/>
+      </w:pPr>
+      <w:r>
+        <w:rPr>
+          <w:rFonts w:ascii="Times New Roman" w:hAnsi="Times New Roman" w:cs="Times New Roman" w:eastAsia="Times New Roman"/>
+          <w:b w:val="0"/>
+          <w:i w:val="0"/>
+          <w:sz w:val="28"/>
+        </w:rPr>
+        <w:t>Продолжение таблицы 7.10</w:t>
+      </w:r>
+    </w:p>
+    <w:tbl>
+      <w:tblPr>
+        <w:tblStyle w:val="TableGrid"/>
+        <w:tblW w:type="auto" w:w="0"/>
+        <w:jc w:val="center"/>
+        <w:tblLayout w:type="fixed"/>
+        <w:tblLook w:firstColumn="1" w:firstRow="1" w:lastColumn="0" w:lastRow="0" w:noHBand="0" w:noVBand="1" w:val="04A0"/>
+        <w:tblLayout w:type="fixed"/>
+        <w:tblCaption w:val="7.10|4"/>
+      </w:tblPr>
+      <w:tblGrid>
+        <w:gridCol w:w="2154"/>
+        <w:gridCol w:w="3969"/>
+        <w:gridCol w:w="3231"/>
+      </w:tblGrid>
+      <w:tr>
+        <w:trPr>
+          <w:cantSplit/>
+          <w:tblHeader/>
+        </w:trPr>
+        <w:tc>
+          <w:tcPr>
+            <w:tcW w:type="dxa" w:w="2154"/>
+          </w:tcPr>
+          <w:p>
+            <w:pPr>
+              <w:keepNext/>
+              <w:widowControl w:val="0"/>
+              <w:spacing w:line="240" w:lineRule="auto" w:after="0"/>
+              <w:ind w:firstLine="0"/>
+              <w:jc w:val="center"/>
+            </w:pPr>
+            <w:r/>
+            <w:r>
+              <w:rPr>
+                <w:rFonts w:ascii="Times New Roman" w:hAnsi="Times New Roman" w:cs="Times New Roman" w:eastAsia="Times New Roman"/>
+                <w:b w:val="0"/>
+                <w:i w:val="0"/>
+                <w:sz w:val="24"/>
+              </w:rPr>
+              <w:t>Состояние</w:t>
+            </w:r>
+          </w:p>
+        </w:tc>
+        <w:tc>
+          <w:tcPr>
+            <w:tcW w:type="dxa" w:w="3969"/>
+          </w:tcPr>
+          <w:p>
+            <w:pPr>
+              <w:keepNext/>
+              <w:widowControl w:val="0"/>
+              <w:spacing w:line="240" w:lineRule="auto" w:after="0"/>
+              <w:ind w:firstLine="0"/>
+              <w:jc w:val="center"/>
+            </w:pPr>
+            <w:r/>
+            <w:r>
+              <w:rPr>
+                <w:rFonts w:ascii="Times New Roman" w:hAnsi="Times New Roman" w:cs="Times New Roman" w:eastAsia="Times New Roman"/>
+                <w:b w:val="0"/>
+                <w:i w:val="0"/>
+                <w:sz w:val="24"/>
+              </w:rPr>
+              <w:t>Описание</w:t>
+            </w:r>
+          </w:p>
+        </w:tc>
+        <w:tc>
+          <w:tcPr>
+            <w:tcW w:type="dxa" w:w="3231"/>
+          </w:tcPr>
+          <w:p>
+            <w:pPr>
+              <w:keepNext/>
+              <w:widowControl w:val="0"/>
+              <w:spacing w:line="240" w:lineRule="auto" w:after="0"/>
+              <w:ind w:firstLine="0"/>
+              <w:jc w:val="center"/>
+            </w:pPr>
+            <w:r/>
+            <w:r>
+              <w:rPr>
+                <w:rFonts w:ascii="Times New Roman" w:hAnsi="Times New Roman" w:cs="Times New Roman" w:eastAsia="Times New Roman"/>
+                <w:b w:val="0"/>
+                <w:i w:val="0"/>
+                <w:sz w:val="24"/>
+              </w:rPr>
+              <w:t>Переходы</w:t>
             </w:r>
           </w:p>
         </w:tc>
@@ -6973,7 +6962,7 @@
       <w:r>
         <w:drawing>
           <wp:inline xmlns:a="http://schemas.openxmlformats.org/drawingml/2006/main" xmlns:pic="http://schemas.openxmlformats.org/drawingml/2006/picture">
-            <wp:extent cx="5940000" cy="4115269"/>
+            <wp:extent cx="5940000" cy="3583891"/>
             <wp:docPr id="13" name="Picture 13"/>
             <wp:cNvGraphicFramePr>
               <a:graphicFrameLocks noChangeAspect="1"/>
@@ -6994,7 +6983,7 @@
                   <pic:spPr>
                     <a:xfrm>
                       <a:off x="0" y="0"/>
-                      <a:ext cx="5940000" cy="4115269"/>
+                      <a:ext cx="5940000" cy="3583891"/>
                     </a:xfrm>
                     <a:prstGeom prst="rect"/>
                   </pic:spPr>
@@ -7264,7 +7253,7 @@
                 <w:i w:val="0"/>
                 <w:sz w:val="24"/>
               </w:rPr>
-              <w:t>web-frontend, backend-api, scoring-service, integration-gateway</w:t>
+              <w:t>proxy (Caddy), api (FastAPI и интерфейс React), scoring, scheduler</w:t>
             </w:r>
           </w:p>
         </w:tc>
@@ -7287,81 +7276,7 @@
                 <w:i w:val="0"/>
                 <w:sz w:val="24"/>
               </w:rPr>
-              <w:t>Выполнение бизнес-логики, скоринг, интеграции</w:t>
-            </w:r>
-          </w:p>
-        </w:tc>
-      </w:tr>
-      <w:tr>
-        <w:trPr>
-          <w:cantSplit/>
-        </w:trPr>
-        <w:tc>
-          <w:tcPr>
-            <w:tcW w:type="dxa" w:w="2268"/>
-          </w:tcPr>
-          <w:p>
-            <w:pPr>
-              <w:widowControl w:val="0"/>
-              <w:spacing w:line="240" w:lineRule="auto" w:after="0"/>
-              <w:ind w:firstLine="0"/>
-              <w:jc w:val="left"/>
-            </w:pPr>
-            <w:r/>
-            <w:r>
-              <w:rPr>
-                <w:rFonts w:ascii="Times New Roman" w:hAnsi="Times New Roman" w:cs="Times New Roman" w:eastAsia="Times New Roman"/>
-                <w:b w:val="0"/>
-                <w:i w:val="0"/>
-                <w:sz w:val="24"/>
-              </w:rPr>
-              <w:t>Сервер обучения моделей</w:t>
-            </w:r>
-          </w:p>
-        </w:tc>
-        <w:tc>
-          <w:tcPr>
-            <w:tcW w:type="dxa" w:w="3118"/>
-          </w:tcPr>
-          <w:p>
-            <w:pPr>
-              <w:widowControl w:val="0"/>
-              <w:spacing w:line="240" w:lineRule="auto" w:after="0"/>
-              <w:ind w:firstLine="0"/>
-              <w:jc w:val="left"/>
-            </w:pPr>
-            <w:r/>
-            <w:r>
-              <w:rPr>
-                <w:rFonts w:ascii="Times New Roman" w:hAnsi="Times New Roman" w:cs="Times New Roman" w:eastAsia="Times New Roman"/>
-                <w:b w:val="0"/>
-                <w:i w:val="0"/>
-                <w:sz w:val="24"/>
-              </w:rPr>
-              <w:t>training-service, MLflow</w:t>
-            </w:r>
-          </w:p>
-        </w:tc>
-        <w:tc>
-          <w:tcPr>
-            <w:tcW w:type="dxa" w:w="3969"/>
-          </w:tcPr>
-          <w:p>
-            <w:pPr>
-              <w:widowControl w:val="0"/>
-              <w:spacing w:line="240" w:lineRule="auto" w:after="0"/>
-              <w:ind w:firstLine="0"/>
-              <w:jc w:val="left"/>
-            </w:pPr>
-            <w:r/>
-            <w:r>
-              <w:rPr>
-                <w:rFonts w:ascii="Times New Roman" w:hAnsi="Times New Roman" w:cs="Times New Roman" w:eastAsia="Times New Roman"/>
-                <w:b w:val="0"/>
-                <w:i w:val="0"/>
-                <w:sz w:val="24"/>
-              </w:rPr>
-              <w:t>Обучение моделей, реестр версий</w:t>
+              <w:t>HTTPS, бизнес-логика, скоринг, интеграции, плановые задачи</w:t>
             </w:r>
           </w:p>
         </w:tc>
@@ -7436,6 +7351,116 @@
                 <w:sz w:val="24"/>
               </w:rPr>
               <w:t>Хранение данных системы</w:t>
+            </w:r>
+          </w:p>
+        </w:tc>
+      </w:tr>
+    </w:tbl>
+    <w:p>
+      <w:pPr>
+        <w:keepNext/>
+        <w:ind w:firstLine="0"/>
+        <w:jc w:val="right"/>
+      </w:pPr>
+      <w:r>
+        <w:rPr>
+          <w:rFonts w:ascii="Times New Roman" w:hAnsi="Times New Roman" w:cs="Times New Roman" w:eastAsia="Times New Roman"/>
+          <w:b w:val="0"/>
+          <w:i w:val="0"/>
+          <w:sz w:val="28"/>
+        </w:rPr>
+        <w:t>Продолжение таблицы 7.11</w:t>
+      </w:r>
+    </w:p>
+    <w:tbl>
+      <w:tblPr>
+        <w:tblStyle w:val="TableGrid"/>
+        <w:tblW w:type="auto" w:w="0"/>
+        <w:jc w:val="center"/>
+        <w:tblLayout w:type="fixed"/>
+        <w:tblLook w:firstColumn="1" w:firstRow="1" w:lastColumn="0" w:lastRow="0" w:noHBand="0" w:noVBand="1" w:val="04A0"/>
+        <w:tblLayout w:type="fixed"/>
+        <w:tblCaption w:val="7.11|3"/>
+      </w:tblPr>
+      <w:tblGrid>
+        <w:gridCol w:w="2268"/>
+        <w:gridCol w:w="3118"/>
+        <w:gridCol w:w="3969"/>
+      </w:tblGrid>
+      <w:tr>
+        <w:trPr>
+          <w:cantSplit/>
+          <w:tblHeader/>
+        </w:trPr>
+        <w:tc>
+          <w:tcPr>
+            <w:tcW w:type="dxa" w:w="2268"/>
+          </w:tcPr>
+          <w:p>
+            <w:pPr>
+              <w:keepNext/>
+              <w:widowControl w:val="0"/>
+              <w:spacing w:line="240" w:lineRule="auto" w:after="0"/>
+              <w:ind w:firstLine="0"/>
+              <w:jc w:val="center"/>
+            </w:pPr>
+            <w:r/>
+            <w:r>
+              <w:rPr>
+                <w:rFonts w:ascii="Times New Roman" w:hAnsi="Times New Roman" w:cs="Times New Roman" w:eastAsia="Times New Roman"/>
+                <w:b w:val="0"/>
+                <w:i w:val="0"/>
+                <w:sz w:val="24"/>
+              </w:rPr>
+              <w:t>Узел</w:t>
+            </w:r>
+          </w:p>
+        </w:tc>
+        <w:tc>
+          <w:tcPr>
+            <w:tcW w:type="dxa" w:w="3118"/>
+          </w:tcPr>
+          <w:p>
+            <w:pPr>
+              <w:keepNext/>
+              <w:widowControl w:val="0"/>
+              <w:spacing w:line="240" w:lineRule="auto" w:after="0"/>
+              <w:ind w:firstLine="0"/>
+              <w:jc w:val="center"/>
+            </w:pPr>
+            <w:r/>
+            <w:r>
+              <w:rPr>
+                <w:rFonts w:ascii="Times New Roman" w:hAnsi="Times New Roman" w:cs="Times New Roman" w:eastAsia="Times New Roman"/>
+                <w:b w:val="0"/>
+                <w:i w:val="0"/>
+                <w:sz w:val="24"/>
+              </w:rPr>
+              <w:t>Компоненты</w:t>
+            </w:r>
+          </w:p>
+        </w:tc>
+        <w:tc>
+          <w:tcPr>
+            <w:tcW w:type="dxa" w:w="3969"/>
+          </w:tcPr>
+          <w:p>
+            <w:pPr>
+              <w:keepNext/>
+              <w:widowControl w:val="0"/>
+              <w:spacing w:line="240" w:lineRule="auto" w:after="0"/>
+              <w:ind w:firstLine="0"/>
+              <w:jc w:val="center"/>
+            </w:pPr>
+            <w:r/>
+            <w:r>
+              <w:rPr>
+                <w:rFonts w:ascii="Times New Roman" w:hAnsi="Times New Roman" w:cs="Times New Roman" w:eastAsia="Times New Roman"/>
+                <w:b w:val="0"/>
+                <w:i w:val="0"/>
+                <w:sz w:val="24"/>
+              </w:rPr>
+              <w:t>Назначение</w:t>
             </w:r>
           </w:p>
         </w:tc>
@@ -7542,7 +7567,7 @@
           <w:i w:val="0"/>
           <w:sz w:val="28"/>
         </w:rPr>
-        <w:t>В ходе работы изучены основные элементы языка UML и построена объектно-ориентированная модель системы поддержки принятия решений для оценки кредитоспособности физических лиц: диаграмма вариантов использования (11 вариантов, 7 действующих лиц), спецификации и диаграммы последовательности для пяти основных вариантов использования, диаграммы классов, реализующих варианты использования, диаграмма кооперации, общая диаграмма классов со стереотипами boundary, control и entity, диаграмма пакетов, диаграмма состояний объекта «Заявка» и объединённая диаграмма компонентов и размещения.</w:t>
+        <w:t>В ходе работы изучены основные элементы языка UML и построена объектно-ориентированная модель системы поддержки принятия решений для оценки кредитоспособности физических лиц: диаграмма вариантов использования (12 вариантов, 7 действующих лиц), спецификации и диаграммы последовательности для пяти основных вариантов использования, диаграммы классов, реализующих варианты использования, диаграмма кооперации, общая диаграмма классов со стереотипами boundary, control и entity, диаграмма пакетов, диаграмма состояний объекта «Заявка» и объединённая диаграмма компонентов и размещения.</w:t>
       </w:r>
     </w:p>
     <w:p>

--- a/reports/ПР_7-8_Объектно-ориентированное_моделирование.docx
+++ b/reports/ПР_7-8_Объектно-ориентированное_моделирование.docx
@@ -424,7 +424,7 @@
           <w:i w:val="0"/>
           <w:sz w:val="28"/>
         </w:rPr>
-        <w:t>Объектно-ориентированная модель строится для системы «СППР оценки кредитоспособности» на основе требований, сформулированных в практической работе № 4, и функциональной модели практической работы № 5-6. Модель включает диаграмму вариантов использования, диаграммы последовательности и классов для основных вариантов использования, диаграмму кооперации, общую диаграмму классов со стереотипами, диаграмму пакетов, диаграмму состояний и объединённую диаграмму компонентов и размещения.</w:t>
+        <w:t>Объектно-ориентированная модель строится для базовой редакции системы «СППР оценки кредитоспособности» на основе требований практической работы № 4 и функциональной модели практической работы № 5-6. Модель включает диаграмму вариантов использования, диаграммы последовательности и классов для основных вариантов использования, диаграмму кооперации, общую диаграмму классов со стереотипами, диаграмму пакетов, диаграмму состояний и объединённую диаграмму компонентов и размещения. Классы модели соответствуют модулям программы: шаблоны страниц — граничные классы, обработчики страниц и правила оценки — управляющие, таблицы базы данных — сущности.</w:t>
       </w:r>
     </w:p>
     <w:p>
@@ -873,7 +873,7 @@
           <w:i w:val="0"/>
           <w:sz w:val="28"/>
         </w:rPr>
-        <w:t>Диаграмма вариантов использования (рисунок 7.1) отражает функциональность системы с точки зрения её пользователей. Варианты «Запросить кредитный отчёт» и «Выполнить скоринг заявки» включаются (include) в вариант «Зарегистрировать заявку»; вариант «Утвердить решение кредитным комитетом» расширяет (extend) вариант «Принять решение по заявке» при превышении лимита полномочий.</w:t>
+        <w:t>Диаграмма вариантов использования (рисунок 7.1) отражает функциональность базовой редакции. Действующих лиц два: специалист по займам и руководитель Организации, который наследует все варианты специалиста и дополнительно формирует отчёт и ведёт справочник продуктов (в программе они работают под одной учётной записью на одном компьютере). Вариант «Рассчитать оценку» включается (include) в вариант «Зарегистрировать и оценить заявку».</w:t>
       </w:r>
     </w:p>
     <w:p>
@@ -886,7 +886,7 @@
       <w:r>
         <w:drawing>
           <wp:inline xmlns:a="http://schemas.openxmlformats.org/drawingml/2006/main" xmlns:pic="http://schemas.openxmlformats.org/drawingml/2006/picture">
-            <wp:extent cx="5760000" cy="4362773"/>
+            <wp:extent cx="5760000" cy="2686678"/>
             <wp:docPr id="1" name="Picture 1"/>
             <wp:cNvGraphicFramePr>
               <a:graphicFrameLocks noChangeAspect="1"/>
@@ -907,7 +907,7 @@
                   <pic:spPr>
                     <a:xfrm>
                       <a:off x="0" y="0"/>
-                      <a:ext cx="5760000" cy="4362773"/>
+                      <a:ext cx="5760000" cy="2686678"/>
                     </a:xfrm>
                     <a:prstGeom prst="rect"/>
                   </pic:spPr>
@@ -1055,7 +1055,7 @@
                 <w:i w:val="0"/>
                 <w:sz w:val="24"/>
               </w:rPr>
-              <w:t>Кредитный специалист</w:t>
+              <w:t>Специалист по займам</w:t>
             </w:r>
           </w:p>
         </w:tc>
@@ -1078,7 +1078,7 @@
                 <w:i w:val="0"/>
                 <w:sz w:val="24"/>
               </w:rPr>
-              <w:t>Сотрудник Банка, регистрирующий заявки клиентов</w:t>
+              <w:t>Принимает заявку, вносит сведения из кредитного отчёта, принимает решение</w:t>
             </w:r>
           </w:p>
         </w:tc>
@@ -1106,7 +1106,7 @@
                 <w:i w:val="0"/>
                 <w:sz w:val="24"/>
               </w:rPr>
-              <w:t>Андеррайтер</w:t>
+              <w:t>Руководитель Организации</w:t>
             </w:r>
           </w:p>
         </w:tc>
@@ -1129,262 +1129,7 @@
                 <w:i w:val="0"/>
                 <w:sz w:val="24"/>
               </w:rPr>
-              <w:t>Сотрудник, принимающий решение по заявке в пределах лимита полномочий</w:t>
-            </w:r>
-          </w:p>
-        </w:tc>
-      </w:tr>
-      <w:tr>
-        <w:trPr>
-          <w:cantSplit/>
-        </w:trPr>
-        <w:tc>
-          <w:tcPr>
-            <w:tcW w:type="dxa" w:w="2551"/>
-          </w:tcPr>
-          <w:p>
-            <w:pPr>
-              <w:widowControl w:val="0"/>
-              <w:spacing w:line="240" w:lineRule="auto" w:after="0"/>
-              <w:ind w:firstLine="0"/>
-              <w:jc w:val="left"/>
-            </w:pPr>
-            <w:r/>
-            <w:r>
-              <w:rPr>
-                <w:rFonts w:ascii="Times New Roman" w:hAnsi="Times New Roman" w:cs="Times New Roman" w:eastAsia="Times New Roman"/>
-                <w:b w:val="0"/>
-                <w:i w:val="0"/>
-                <w:sz w:val="24"/>
-              </w:rPr>
-              <w:t>Руководитель отдела</w:t>
-            </w:r>
-          </w:p>
-        </w:tc>
-        <w:tc>
-          <w:tcPr>
-            <w:tcW w:type="dxa" w:w="6803"/>
-          </w:tcPr>
-          <w:p>
-            <w:pPr>
-              <w:widowControl w:val="0"/>
-              <w:spacing w:line="240" w:lineRule="auto" w:after="0"/>
-              <w:ind w:firstLine="0"/>
-              <w:jc w:val="left"/>
-            </w:pPr>
-            <w:r/>
-            <w:r>
-              <w:rPr>
-                <w:rFonts w:ascii="Times New Roman" w:hAnsi="Times New Roman" w:cs="Times New Roman" w:eastAsia="Times New Roman"/>
-                <w:b w:val="0"/>
-                <w:i w:val="0"/>
-                <w:sz w:val="24"/>
-              </w:rPr>
-              <w:t>Член кредитного комитета; утверждает решения сверх лимита, получает отчёты</w:t>
-            </w:r>
-          </w:p>
-        </w:tc>
-      </w:tr>
-      <w:tr>
-        <w:trPr>
-          <w:cantSplit/>
-        </w:trPr>
-        <w:tc>
-          <w:tcPr>
-            <w:tcW w:type="dxa" w:w="2551"/>
-          </w:tcPr>
-          <w:p>
-            <w:pPr>
-              <w:widowControl w:val="0"/>
-              <w:spacing w:line="240" w:lineRule="auto" w:after="0"/>
-              <w:ind w:firstLine="0"/>
-              <w:jc w:val="left"/>
-            </w:pPr>
-            <w:r/>
-            <w:r>
-              <w:rPr>
-                <w:rFonts w:ascii="Times New Roman" w:hAnsi="Times New Roman" w:cs="Times New Roman" w:eastAsia="Times New Roman"/>
-                <w:b w:val="0"/>
-                <w:i w:val="0"/>
-                <w:sz w:val="24"/>
-              </w:rPr>
-              <w:t>Риск-аналитик</w:t>
-            </w:r>
-          </w:p>
-        </w:tc>
-        <w:tc>
-          <w:tcPr>
-            <w:tcW w:type="dxa" w:w="6803"/>
-          </w:tcPr>
-          <w:p>
-            <w:pPr>
-              <w:widowControl w:val="0"/>
-              <w:spacing w:line="240" w:lineRule="auto" w:after="0"/>
-              <w:ind w:firstLine="0"/>
-              <w:jc w:val="left"/>
-            </w:pPr>
-            <w:r/>
-            <w:r>
-              <w:rPr>
-                <w:rFonts w:ascii="Times New Roman" w:hAnsi="Times New Roman" w:cs="Times New Roman" w:eastAsia="Times New Roman"/>
-                <w:b w:val="0"/>
-                <w:i w:val="0"/>
-                <w:sz w:val="24"/>
-              </w:rPr>
-              <w:t>Обучает, публикует и контролирует модели оценки кредитоспособности</w:t>
-            </w:r>
-          </w:p>
-        </w:tc>
-      </w:tr>
-      <w:tr>
-        <w:trPr>
-          <w:cantSplit/>
-        </w:trPr>
-        <w:tc>
-          <w:tcPr>
-            <w:tcW w:type="dxa" w:w="2551"/>
-          </w:tcPr>
-          <w:p>
-            <w:pPr>
-              <w:widowControl w:val="0"/>
-              <w:spacing w:line="240" w:lineRule="auto" w:after="0"/>
-              <w:ind w:firstLine="0"/>
-              <w:jc w:val="left"/>
-            </w:pPr>
-            <w:r/>
-            <w:r>
-              <w:rPr>
-                <w:rFonts w:ascii="Times New Roman" w:hAnsi="Times New Roman" w:cs="Times New Roman" w:eastAsia="Times New Roman"/>
-                <w:b w:val="0"/>
-                <w:i w:val="0"/>
-                <w:sz w:val="24"/>
-              </w:rPr>
-              <w:t>Администратор</w:t>
-            </w:r>
-          </w:p>
-        </w:tc>
-        <w:tc>
-          <w:tcPr>
-            <w:tcW w:type="dxa" w:w="6803"/>
-          </w:tcPr>
-          <w:p>
-            <w:pPr>
-              <w:widowControl w:val="0"/>
-              <w:spacing w:line="240" w:lineRule="auto" w:after="0"/>
-              <w:ind w:firstLine="0"/>
-              <w:jc w:val="left"/>
-            </w:pPr>
-            <w:r/>
-            <w:r>
-              <w:rPr>
-                <w:rFonts w:ascii="Times New Roman" w:hAnsi="Times New Roman" w:cs="Times New Roman" w:eastAsia="Times New Roman"/>
-                <w:b w:val="0"/>
-                <w:i w:val="0"/>
-                <w:sz w:val="24"/>
-              </w:rPr>
-              <w:t>Управляет пользователями, ролями и справочниками</w:t>
-            </w:r>
-          </w:p>
-        </w:tc>
-      </w:tr>
-      <w:tr>
-        <w:trPr>
-          <w:cantSplit/>
-        </w:trPr>
-        <w:tc>
-          <w:tcPr>
-            <w:tcW w:type="dxa" w:w="2551"/>
-          </w:tcPr>
-          <w:p>
-            <w:pPr>
-              <w:widowControl w:val="0"/>
-              <w:spacing w:line="240" w:lineRule="auto" w:after="0"/>
-              <w:ind w:firstLine="0"/>
-              <w:jc w:val="left"/>
-            </w:pPr>
-            <w:r/>
-            <w:r>
-              <w:rPr>
-                <w:rFonts w:ascii="Times New Roman" w:hAnsi="Times New Roman" w:cs="Times New Roman" w:eastAsia="Times New Roman"/>
-                <w:b w:val="0"/>
-                <w:i w:val="0"/>
-                <w:sz w:val="24"/>
-              </w:rPr>
-              <w:t>БКИ</w:t>
-            </w:r>
-          </w:p>
-        </w:tc>
-        <w:tc>
-          <w:tcPr>
-            <w:tcW w:type="dxa" w:w="6803"/>
-          </w:tcPr>
-          <w:p>
-            <w:pPr>
-              <w:widowControl w:val="0"/>
-              <w:spacing w:line="240" w:lineRule="auto" w:after="0"/>
-              <w:ind w:firstLine="0"/>
-              <w:jc w:val="left"/>
-            </w:pPr>
-            <w:r/>
-            <w:r>
-              <w:rPr>
-                <w:rFonts w:ascii="Times New Roman" w:hAnsi="Times New Roman" w:cs="Times New Roman" w:eastAsia="Times New Roman"/>
-                <w:b w:val="0"/>
-                <w:i w:val="0"/>
-                <w:sz w:val="24"/>
-              </w:rPr>
-              <w:t>Внешняя система — бюро кредитных историй</w:t>
-            </w:r>
-          </w:p>
-        </w:tc>
-      </w:tr>
-      <w:tr>
-        <w:trPr>
-          <w:cantSplit/>
-        </w:trPr>
-        <w:tc>
-          <w:tcPr>
-            <w:tcW w:type="dxa" w:w="2551"/>
-          </w:tcPr>
-          <w:p>
-            <w:pPr>
-              <w:widowControl w:val="0"/>
-              <w:spacing w:line="240" w:lineRule="auto" w:after="0"/>
-              <w:ind w:firstLine="0"/>
-              <w:jc w:val="left"/>
-            </w:pPr>
-            <w:r/>
-            <w:r>
-              <w:rPr>
-                <w:rFonts w:ascii="Times New Roman" w:hAnsi="Times New Roman" w:cs="Times New Roman" w:eastAsia="Times New Roman"/>
-                <w:b w:val="0"/>
-                <w:i w:val="0"/>
-                <w:sz w:val="24"/>
-              </w:rPr>
-              <w:t>АБС</w:t>
-            </w:r>
-          </w:p>
-        </w:tc>
-        <w:tc>
-          <w:tcPr>
-            <w:tcW w:type="dxa" w:w="6803"/>
-          </w:tcPr>
-          <w:p>
-            <w:pPr>
-              <w:widowControl w:val="0"/>
-              <w:spacing w:line="240" w:lineRule="auto" w:after="0"/>
-              <w:ind w:firstLine="0"/>
-              <w:jc w:val="left"/>
-            </w:pPr>
-            <w:r/>
-            <w:r>
-              <w:rPr>
-                <w:rFonts w:ascii="Times New Roman" w:hAnsi="Times New Roman" w:cs="Times New Roman" w:eastAsia="Times New Roman"/>
-                <w:b w:val="0"/>
-                <w:i w:val="0"/>
-                <w:sz w:val="24"/>
-              </w:rPr>
-              <w:t>Внешняя система — автоматизированная банковская система</w:t>
+              <w:t>Наследует варианты специалиста; формирует отчёт, ведёт справочник продуктов</w:t>
             </w:r>
           </w:p>
         </w:tc>
@@ -1541,7 +1286,7 @@
                 <w:i w:val="0"/>
                 <w:sz w:val="24"/>
               </w:rPr>
-              <w:t>Авторизоваться</w:t>
+              <w:t>Войти в систему</w:t>
             </w:r>
           </w:p>
         </w:tc>
@@ -1564,7 +1309,7 @@
                 <w:i w:val="0"/>
                 <w:sz w:val="24"/>
               </w:rPr>
-              <w:t>Все сотрудники</w:t>
+              <w:t>Все пользователи</w:t>
             </w:r>
           </w:p>
         </w:tc>
@@ -1587,7 +1332,117 @@
                 <w:i w:val="0"/>
                 <w:sz w:val="24"/>
               </w:rPr>
-              <w:t>Вход в систему с учётной записью домена</w:t>
+              <w:t>Вход по логину и паролю</w:t>
+            </w:r>
+          </w:p>
+        </w:tc>
+      </w:tr>
+    </w:tbl>
+    <w:p>
+      <w:pPr>
+        <w:keepNext/>
+        <w:ind w:firstLine="0"/>
+        <w:jc w:val="right"/>
+      </w:pPr>
+      <w:r>
+        <w:rPr>
+          <w:rFonts w:ascii="Times New Roman" w:hAnsi="Times New Roman" w:cs="Times New Roman" w:eastAsia="Times New Roman"/>
+          <w:b w:val="0"/>
+          <w:i w:val="0"/>
+          <w:sz w:val="28"/>
+        </w:rPr>
+        <w:t>Продолжение таблицы 7.3</w:t>
+      </w:r>
+    </w:p>
+    <w:tbl>
+      <w:tblPr>
+        <w:tblStyle w:val="TableGrid"/>
+        <w:tblW w:type="auto" w:w="0"/>
+        <w:jc w:val="center"/>
+        <w:tblLayout w:type="fixed"/>
+        <w:tblLook w:firstColumn="1" w:firstRow="1" w:lastColumn="0" w:lastRow="0" w:noHBand="0" w:noVBand="1" w:val="04A0"/>
+        <w:tblLayout w:type="fixed"/>
+        <w:tblCaption w:val="7.3|1"/>
+      </w:tblPr>
+      <w:tblGrid>
+        <w:gridCol w:w="2721"/>
+        <w:gridCol w:w="2041"/>
+        <w:gridCol w:w="4592"/>
+      </w:tblGrid>
+      <w:tr>
+        <w:trPr>
+          <w:cantSplit/>
+          <w:tblHeader/>
+        </w:trPr>
+        <w:tc>
+          <w:tcPr>
+            <w:tcW w:type="dxa" w:w="2721"/>
+          </w:tcPr>
+          <w:p>
+            <w:pPr>
+              <w:keepNext/>
+              <w:widowControl w:val="0"/>
+              <w:spacing w:line="240" w:lineRule="auto" w:after="0"/>
+              <w:ind w:firstLine="0"/>
+              <w:jc w:val="center"/>
+            </w:pPr>
+            <w:r/>
+            <w:r>
+              <w:rPr>
+                <w:rFonts w:ascii="Times New Roman" w:hAnsi="Times New Roman" w:cs="Times New Roman" w:eastAsia="Times New Roman"/>
+                <w:b w:val="0"/>
+                <w:i w:val="0"/>
+                <w:sz w:val="24"/>
+              </w:rPr>
+              <w:t>Вариант использования</w:t>
+            </w:r>
+          </w:p>
+        </w:tc>
+        <w:tc>
+          <w:tcPr>
+            <w:tcW w:type="dxa" w:w="2041"/>
+          </w:tcPr>
+          <w:p>
+            <w:pPr>
+              <w:keepNext/>
+              <w:widowControl w:val="0"/>
+              <w:spacing w:line="240" w:lineRule="auto" w:after="0"/>
+              <w:ind w:firstLine="0"/>
+              <w:jc w:val="center"/>
+            </w:pPr>
+            <w:r/>
+            <w:r>
+              <w:rPr>
+                <w:rFonts w:ascii="Times New Roman" w:hAnsi="Times New Roman" w:cs="Times New Roman" w:eastAsia="Times New Roman"/>
+                <w:b w:val="0"/>
+                <w:i w:val="0"/>
+                <w:sz w:val="24"/>
+              </w:rPr>
+              <w:t>Действующие лица</w:t>
+            </w:r>
+          </w:p>
+        </w:tc>
+        <w:tc>
+          <w:tcPr>
+            <w:tcW w:type="dxa" w:w="4592"/>
+          </w:tcPr>
+          <w:p>
+            <w:pPr>
+              <w:keepNext/>
+              <w:widowControl w:val="0"/>
+              <w:spacing w:line="240" w:lineRule="auto" w:after="0"/>
+              <w:ind w:firstLine="0"/>
+              <w:jc w:val="center"/>
+            </w:pPr>
+            <w:r/>
+            <w:r>
+              <w:rPr>
+                <w:rFonts w:ascii="Times New Roman" w:hAnsi="Times New Roman" w:cs="Times New Roman" w:eastAsia="Times New Roman"/>
+                <w:b w:val="0"/>
+                <w:i w:val="0"/>
+                <w:sz w:val="24"/>
+              </w:rPr>
+              <w:t>Описание</w:t>
             </w:r>
           </w:p>
         </w:tc>
@@ -1615,7 +1470,7 @@
                 <w:i w:val="0"/>
                 <w:sz w:val="24"/>
               </w:rPr>
-              <w:t>Зарегистрировать заявку</w:t>
+              <w:t>Зарегистрировать и оценить заявку</w:t>
             </w:r>
           </w:p>
         </w:tc>
@@ -1638,7 +1493,7 @@
                 <w:i w:val="0"/>
                 <w:sz w:val="24"/>
               </w:rPr>
-              <w:t>Кредитный специалист</w:t>
+              <w:t>Специалист по займам</w:t>
             </w:r>
           </w:p>
         </w:tc>
@@ -1661,7 +1516,7 @@
                 <w:i w:val="0"/>
                 <w:sz w:val="24"/>
               </w:rPr>
-              <w:t>Ввод анкеты, документов и согласий, регистрация заявки</w:t>
+              <w:t>Анкета, сведения БКИ, согласие; оценка сразу после сохранения</w:t>
             </w:r>
           </w:p>
         </w:tc>
@@ -1689,7 +1544,7 @@
                 <w:i w:val="0"/>
                 <w:sz w:val="24"/>
               </w:rPr>
-              <w:t>Запросить кредитный отчёт</w:t>
+              <w:t>Рассчитать оценку</w:t>
             </w:r>
           </w:p>
         </w:tc>
@@ -1712,7 +1567,7 @@
                 <w:i w:val="0"/>
                 <w:sz w:val="24"/>
               </w:rPr>
-              <w:t>БКИ</w:t>
+              <w:t>— (включается)</w:t>
             </w:r>
           </w:p>
         </w:tc>
@@ -1735,7 +1590,7 @@
                 <w:i w:val="0"/>
                 <w:sz w:val="24"/>
               </w:rPr>
-              <w:t>Автоматический запрос отчёта в бюро</w:t>
+              <w:t>Стоп-факторы, ПДН, балл, PD, класс риска, рекомендация, факторы</w:t>
             </w:r>
           </w:p>
         </w:tc>
@@ -1763,7 +1618,7 @@
                 <w:i w:val="0"/>
                 <w:sz w:val="24"/>
               </w:rPr>
-              <w:t>Выполнить скоринг заявки</w:t>
+              <w:t>Просмотреть список заявок</w:t>
             </w:r>
           </w:p>
         </w:tc>
@@ -1786,7 +1641,7 @@
                 <w:i w:val="0"/>
                 <w:sz w:val="24"/>
               </w:rPr>
-              <w:t>АБС</w:t>
+              <w:t>Специалист по займам</w:t>
             </w:r>
           </w:p>
         </w:tc>
@@ -1809,7 +1664,7 @@
                 <w:i w:val="0"/>
                 <w:sz w:val="24"/>
               </w:rPr>
-              <w:t>Проверка стоп-факторов, расчёт PD и ПДН, формирование рекомендации</w:t>
+              <w:t>Заявки с отбором по состоянию</w:t>
             </w:r>
           </w:p>
         </w:tc>
@@ -1837,7 +1692,7 @@
                 <w:i w:val="0"/>
                 <w:sz w:val="24"/>
               </w:rPr>
-              <w:t>Просмотреть оценку и факторы</w:t>
+              <w:t>Просмотреть заявку, оценку и факторы</w:t>
             </w:r>
           </w:p>
         </w:tc>
@@ -1860,7 +1715,7 @@
                 <w:i w:val="0"/>
                 <w:sz w:val="24"/>
               </w:rPr>
-              <w:t>Андеррайтер</w:t>
+              <w:t>Специалист по займам</w:t>
             </w:r>
           </w:p>
         </w:tc>
@@ -1883,7 +1738,7 @@
                 <w:i w:val="0"/>
                 <w:sz w:val="24"/>
               </w:rPr>
-              <w:t>Просмотр досье, оценки и объяснения факторов</w:t>
+              <w:t>Карточка заявки</w:t>
             </w:r>
           </w:p>
         </w:tc>
@@ -1911,7 +1766,7 @@
                 <w:i w:val="0"/>
                 <w:sz w:val="24"/>
               </w:rPr>
-              <w:t>Принять решение по заявке</w:t>
+              <w:t>Принять решение</w:t>
             </w:r>
           </w:p>
         </w:tc>
@@ -1934,7 +1789,7 @@
                 <w:i w:val="0"/>
                 <w:sz w:val="24"/>
               </w:rPr>
-              <w:t>Андеррайтер</w:t>
+              <w:t>Специалист по займам</w:t>
             </w:r>
           </w:p>
         </w:tc>
@@ -1957,7 +1812,7 @@
                 <w:i w:val="0"/>
                 <w:sz w:val="24"/>
               </w:rPr>
-              <w:t>Одобрение, отказ или изменение условий</w:t>
+              <w:t>Одобрить или отказать, обоснование при расхождении с рекомендацией</w:t>
             </w:r>
           </w:p>
         </w:tc>
@@ -1985,7 +1840,7 @@
                 <w:i w:val="0"/>
                 <w:sz w:val="24"/>
               </w:rPr>
-              <w:t>Утвердить решение кредитным комитетом</w:t>
+              <w:t>Сформировать отчёт по классам риска</w:t>
             </w:r>
           </w:p>
         </w:tc>
@@ -2008,7 +1863,7 @@
                 <w:i w:val="0"/>
                 <w:sz w:val="24"/>
               </w:rPr>
-              <w:t>Руководитель отдела</w:t>
+              <w:t>Руководитель Организации</w:t>
             </w:r>
           </w:p>
         </w:tc>
@@ -2031,7 +1886,7 @@
                 <w:i w:val="0"/>
                 <w:sz w:val="24"/>
               </w:rPr>
-              <w:t>Рассмотрение заявок сверх лимита полномочий</w:t>
+              <w:t>Заявки, одобрения и суммы по классам риска за период</w:t>
             </w:r>
           </w:p>
         </w:tc>
@@ -2059,7 +1914,7 @@
                 <w:i w:val="0"/>
                 <w:sz w:val="24"/>
               </w:rPr>
-              <w:t>Обучить и опубликовать модель</w:t>
+              <w:t>Вести справочник продуктов</w:t>
             </w:r>
           </w:p>
         </w:tc>
@@ -2082,7 +1937,7 @@
                 <w:i w:val="0"/>
                 <w:sz w:val="24"/>
               </w:rPr>
-              <w:t>Риск-аналитик</w:t>
+              <w:t>Руководитель Организации</w:t>
             </w:r>
           </w:p>
         </w:tc>
@@ -2105,229 +1960,7 @@
                 <w:i w:val="0"/>
                 <w:sz w:val="24"/>
               </w:rPr>
-              <w:t>Обучение, валидация и публикация новой версии модели</w:t>
-            </w:r>
-          </w:p>
-        </w:tc>
-      </w:tr>
-      <w:tr>
-        <w:trPr>
-          <w:cantSplit/>
-        </w:trPr>
-        <w:tc>
-          <w:tcPr>
-            <w:tcW w:type="dxa" w:w="2721"/>
-          </w:tcPr>
-          <w:p>
-            <w:pPr>
-              <w:widowControl w:val="0"/>
-              <w:spacing w:line="240" w:lineRule="auto" w:after="0"/>
-              <w:ind w:firstLine="0"/>
-              <w:jc w:val="left"/>
-            </w:pPr>
-            <w:r/>
-            <w:r>
-              <w:rPr>
-                <w:rFonts w:ascii="Times New Roman" w:hAnsi="Times New Roman" w:cs="Times New Roman" w:eastAsia="Times New Roman"/>
-                <w:b w:val="0"/>
-                <w:i w:val="0"/>
-                <w:sz w:val="24"/>
-              </w:rPr>
-              <w:t>Мониторить качество модели</w:t>
-            </w:r>
-          </w:p>
-        </w:tc>
-        <w:tc>
-          <w:tcPr>
-            <w:tcW w:type="dxa" w:w="2041"/>
-          </w:tcPr>
-          <w:p>
-            <w:pPr>
-              <w:widowControl w:val="0"/>
-              <w:spacing w:line="240" w:lineRule="auto" w:after="0"/>
-              <w:ind w:firstLine="0"/>
-              <w:jc w:val="left"/>
-            </w:pPr>
-            <w:r/>
-            <w:r>
-              <w:rPr>
-                <w:rFonts w:ascii="Times New Roman" w:hAnsi="Times New Roman" w:cs="Times New Roman" w:eastAsia="Times New Roman"/>
-                <w:b w:val="0"/>
-                <w:i w:val="0"/>
-                <w:sz w:val="24"/>
-              </w:rPr>
-              <w:t>Риск-аналитик</w:t>
-            </w:r>
-          </w:p>
-        </w:tc>
-        <w:tc>
-          <w:tcPr>
-            <w:tcW w:type="dxa" w:w="4592"/>
-          </w:tcPr>
-          <w:p>
-            <w:pPr>
-              <w:widowControl w:val="0"/>
-              <w:spacing w:line="240" w:lineRule="auto" w:after="0"/>
-              <w:ind w:firstLine="0"/>
-              <w:jc w:val="left"/>
-            </w:pPr>
-            <w:r/>
-            <w:r>
-              <w:rPr>
-                <w:rFonts w:ascii="Times New Roman" w:hAnsi="Times New Roman" w:cs="Times New Roman" w:eastAsia="Times New Roman"/>
-                <w:b w:val="0"/>
-                <w:i w:val="0"/>
-                <w:sz w:val="24"/>
-              </w:rPr>
-              <w:t>Контроль метрик Gini и PSI</w:t>
-            </w:r>
-          </w:p>
-        </w:tc>
-      </w:tr>
-      <w:tr>
-        <w:trPr>
-          <w:cantSplit/>
-        </w:trPr>
-        <w:tc>
-          <w:tcPr>
-            <w:tcW w:type="dxa" w:w="2721"/>
-          </w:tcPr>
-          <w:p>
-            <w:pPr>
-              <w:widowControl w:val="0"/>
-              <w:spacing w:line="240" w:lineRule="auto" w:after="0"/>
-              <w:ind w:firstLine="0"/>
-              <w:jc w:val="left"/>
-            </w:pPr>
-            <w:r/>
-            <w:r>
-              <w:rPr>
-                <w:rFonts w:ascii="Times New Roman" w:hAnsi="Times New Roman" w:cs="Times New Roman" w:eastAsia="Times New Roman"/>
-                <w:b w:val="0"/>
-                <w:i w:val="0"/>
-                <w:sz w:val="24"/>
-              </w:rPr>
-              <w:t>Сформировать отчёт</w:t>
-            </w:r>
-          </w:p>
-        </w:tc>
-        <w:tc>
-          <w:tcPr>
-            <w:tcW w:type="dxa" w:w="2041"/>
-          </w:tcPr>
-          <w:p>
-            <w:pPr>
-              <w:widowControl w:val="0"/>
-              <w:spacing w:line="240" w:lineRule="auto" w:after="0"/>
-              <w:ind w:firstLine="0"/>
-              <w:jc w:val="left"/>
-            </w:pPr>
-            <w:r/>
-            <w:r>
-              <w:rPr>
-                <w:rFonts w:ascii="Times New Roman" w:hAnsi="Times New Roman" w:cs="Times New Roman" w:eastAsia="Times New Roman"/>
-                <w:b w:val="0"/>
-                <w:i w:val="0"/>
-                <w:sz w:val="24"/>
-              </w:rPr>
-              <w:t>Руководитель отдела</w:t>
-            </w:r>
-          </w:p>
-        </w:tc>
-        <w:tc>
-          <w:tcPr>
-            <w:tcW w:type="dxa" w:w="4592"/>
-          </w:tcPr>
-          <w:p>
-            <w:pPr>
-              <w:widowControl w:val="0"/>
-              <w:spacing w:line="240" w:lineRule="auto" w:after="0"/>
-              <w:ind w:firstLine="0"/>
-              <w:jc w:val="left"/>
-            </w:pPr>
-            <w:r/>
-            <w:r>
-              <w:rPr>
-                <w:rFonts w:ascii="Times New Roman" w:hAnsi="Times New Roman" w:cs="Times New Roman" w:eastAsia="Times New Roman"/>
-                <w:b w:val="0"/>
-                <w:i w:val="0"/>
-                <w:sz w:val="24"/>
-              </w:rPr>
-              <w:t>Отчёты по заявкам, решениям и портфелю</w:t>
-            </w:r>
-          </w:p>
-        </w:tc>
-      </w:tr>
-      <w:tr>
-        <w:trPr>
-          <w:cantSplit/>
-        </w:trPr>
-        <w:tc>
-          <w:tcPr>
-            <w:tcW w:type="dxa" w:w="2721"/>
-          </w:tcPr>
-          <w:p>
-            <w:pPr>
-              <w:widowControl w:val="0"/>
-              <w:spacing w:line="240" w:lineRule="auto" w:after="0"/>
-              <w:ind w:firstLine="0"/>
-              <w:jc w:val="left"/>
-            </w:pPr>
-            <w:r/>
-            <w:r>
-              <w:rPr>
-                <w:rFonts w:ascii="Times New Roman" w:hAnsi="Times New Roman" w:cs="Times New Roman" w:eastAsia="Times New Roman"/>
-                <w:b w:val="0"/>
-                <w:i w:val="0"/>
-                <w:sz w:val="24"/>
-              </w:rPr>
-              <w:t>Управлять пользователями и справочниками</w:t>
-            </w:r>
-          </w:p>
-        </w:tc>
-        <w:tc>
-          <w:tcPr>
-            <w:tcW w:type="dxa" w:w="2041"/>
-          </w:tcPr>
-          <w:p>
-            <w:pPr>
-              <w:widowControl w:val="0"/>
-              <w:spacing w:line="240" w:lineRule="auto" w:after="0"/>
-              <w:ind w:firstLine="0"/>
-              <w:jc w:val="left"/>
-            </w:pPr>
-            <w:r/>
-            <w:r>
-              <w:rPr>
-                <w:rFonts w:ascii="Times New Roman" w:hAnsi="Times New Roman" w:cs="Times New Roman" w:eastAsia="Times New Roman"/>
-                <w:b w:val="0"/>
-                <w:i w:val="0"/>
-                <w:sz w:val="24"/>
-              </w:rPr>
-              <w:t>Администратор</w:t>
-            </w:r>
-          </w:p>
-        </w:tc>
-        <w:tc>
-          <w:tcPr>
-            <w:tcW w:type="dxa" w:w="4592"/>
-          </w:tcPr>
-          <w:p>
-            <w:pPr>
-              <w:widowControl w:val="0"/>
-              <w:spacing w:line="240" w:lineRule="auto" w:after="0"/>
-              <w:ind w:firstLine="0"/>
-              <w:jc w:val="left"/>
-            </w:pPr>
-            <w:r/>
-            <w:r>
-              <w:rPr>
-                <w:rFonts w:ascii="Times New Roman" w:hAnsi="Times New Roman" w:cs="Times New Roman" w:eastAsia="Times New Roman"/>
-                <w:b w:val="0"/>
-                <w:i w:val="0"/>
-                <w:sz w:val="24"/>
-              </w:rPr>
-              <w:t>Учётные записи, роли, справочники</w:t>
+              <w:t>Просмотр и добавление кредитных продуктов</w:t>
             </w:r>
           </w:p>
         </w:tc>
@@ -2374,7 +2007,7 @@
           <w:i w:val="0"/>
           <w:sz w:val="28"/>
         </w:rPr>
-        <w:t>4.2.1 Вариант использования «Зарегистрировать заявку»</w:t>
+        <w:t>4.2.1 Вариант использования «Зарегистрировать и оценить заявку»</w:t>
       </w:r>
     </w:p>
     <w:p>
@@ -2404,7 +2037,7 @@
           <w:i w:val="0"/>
           <w:sz w:val="28"/>
         </w:rPr>
-        <w:t>Таблица 7.4 – Спецификация варианта использования «Зарегистрировать заявку»</w:t>
+        <w:t>Таблица 7.4 – Спецификация варианта использования «Зарегистрировать и оценить заявку»</w:t>
       </w:r>
     </w:p>
     <w:tbl>
@@ -2521,92 +2154,7 @@
                 <w:i w:val="0"/>
                 <w:sz w:val="24"/>
               </w:rPr>
-              <w:t>Кредитный специалист (основное), БКИ</w:t>
-            </w:r>
-          </w:p>
-        </w:tc>
-      </w:tr>
-    </w:tbl>
-    <w:p>
-      <w:pPr>
-        <w:keepNext/>
-        <w:ind w:firstLine="0"/>
-        <w:jc w:val="right"/>
-      </w:pPr>
-      <w:r>
-        <w:rPr>
-          <w:rFonts w:ascii="Times New Roman" w:hAnsi="Times New Roman" w:cs="Times New Roman" w:eastAsia="Times New Roman"/>
-          <w:b w:val="0"/>
-          <w:i w:val="0"/>
-          <w:sz w:val="28"/>
-        </w:rPr>
-        <w:t>Продолжение таблицы 7.4</w:t>
-      </w:r>
-    </w:p>
-    <w:tbl>
-      <w:tblPr>
-        <w:tblStyle w:val="TableGrid"/>
-        <w:tblW w:type="auto" w:w="0"/>
-        <w:jc w:val="center"/>
-        <w:tblLayout w:type="fixed"/>
-        <w:tblLook w:firstColumn="1" w:firstRow="1" w:lastColumn="0" w:lastRow="0" w:noHBand="0" w:noVBand="1" w:val="04A0"/>
-        <w:tblLayout w:type="fixed"/>
-        <w:tblCaption w:val="7.4|1"/>
-      </w:tblPr>
-      <w:tblGrid>
-        <w:gridCol w:w="2268"/>
-        <w:gridCol w:w="7087"/>
-      </w:tblGrid>
-      <w:tr>
-        <w:trPr>
-          <w:cantSplit/>
-          <w:tblHeader/>
-        </w:trPr>
-        <w:tc>
-          <w:tcPr>
-            <w:tcW w:type="dxa" w:w="2268"/>
-          </w:tcPr>
-          <w:p>
-            <w:pPr>
-              <w:keepNext/>
-              <w:widowControl w:val="0"/>
-              <w:spacing w:line="240" w:lineRule="auto" w:after="0"/>
-              <w:ind w:firstLine="0"/>
-              <w:jc w:val="center"/>
-            </w:pPr>
-            <w:r/>
-            <w:r>
-              <w:rPr>
-                <w:rFonts w:ascii="Times New Roman" w:hAnsi="Times New Roman" w:cs="Times New Roman" w:eastAsia="Times New Roman"/>
-                <w:b w:val="0"/>
-                <w:i w:val="0"/>
-                <w:sz w:val="24"/>
-              </w:rPr>
-              <w:t>Элемент</w:t>
-            </w:r>
-          </w:p>
-        </w:tc>
-        <w:tc>
-          <w:tcPr>
-            <w:tcW w:type="dxa" w:w="7087"/>
-          </w:tcPr>
-          <w:p>
-            <w:pPr>
-              <w:keepNext/>
-              <w:widowControl w:val="0"/>
-              <w:spacing w:line="240" w:lineRule="auto" w:after="0"/>
-              <w:ind w:firstLine="0"/>
-              <w:jc w:val="center"/>
-            </w:pPr>
-            <w:r/>
-            <w:r>
-              <w:rPr>
-                <w:rFonts w:ascii="Times New Roman" w:hAnsi="Times New Roman" w:cs="Times New Roman" w:eastAsia="Times New Roman"/>
-                <w:b w:val="0"/>
-                <w:i w:val="0"/>
-                <w:sz w:val="24"/>
-              </w:rPr>
-              <w:t>Содержание</w:t>
+              <w:t>Специалист по займам</w:t>
             </w:r>
           </w:p>
         </w:tc>
@@ -2657,7 +2205,7 @@
                 <w:i w:val="0"/>
                 <w:sz w:val="24"/>
               </w:rPr>
-              <w:t>Сотрудник авторизован; клиент предоставил паспорт и подписал согласия</w:t>
+              <w:t>Специалист вошёл в систему; получено согласие клиента; кредитный отчёт получен на портале БКИ</w:t>
             </w:r>
           </w:p>
         </w:tc>
@@ -2708,7 +2256,7 @@
                 <w:i w:val="0"/>
                 <w:sz w:val="24"/>
               </w:rPr>
-              <w:t>1. Сотрудник вводит анкету клиента и параметры кредита. 2. Отмечает полученные согласия и прикрепляет документы. 3. Система проверяет данные. 4. Система находит или создаёт клиента и создаёт заявку. 5. Система запрашивает кредитный отчёт в БКИ. 6. Система сообщает номер заявки</w:t>
+              <w:t>1. Специалист вводит анкету, параметры займа и сведения из кредитного отчёта, отмечает согласие. 2. Система проверяет поля, диапазоны продукта и согласие. 3. Система находит клиента по паспорту или создаёт нового. 4. Система рассчитывает оценку. 5. Система сохраняет заявку и открывает её карточку</w:t>
             </w:r>
           </w:p>
         </w:tc>
@@ -2759,7 +2307,7 @@
                 <w:i w:val="0"/>
                 <w:sz w:val="24"/>
               </w:rPr>
-              <w:t>3а. Данные некорректны — система показывает ошибки, переход к шагу 1. 5а. БКИ недоступно — запрос повторяется по расписанию, заявка ожидает отчёт</w:t>
+              <w:t>2а. Есть ошибки — система показывает их и возвращает форму с введёнными данными</w:t>
             </w:r>
           </w:p>
         </w:tc>
@@ -2810,7 +2358,7 @@
                 <w:i w:val="0"/>
                 <w:sz w:val="24"/>
               </w:rPr>
-              <w:t>Заявка в статусе «Зарегистрирована», кредитный отчёт сохранён</w:t>
+              <w:t>Заявка сохранена с оценкой в состоянии «На рассмотрении»</w:t>
             </w:r>
           </w:p>
         </w:tc>
@@ -2842,7 +2390,7 @@
       <w:r>
         <w:drawing>
           <wp:inline xmlns:a="http://schemas.openxmlformats.org/drawingml/2006/main" xmlns:pic="http://schemas.openxmlformats.org/drawingml/2006/picture">
-            <wp:extent cx="5760000" cy="3454740"/>
+            <wp:extent cx="5760000" cy="3878801"/>
             <wp:docPr id="2" name="Picture 2"/>
             <wp:cNvGraphicFramePr>
               <a:graphicFrameLocks noChangeAspect="1"/>
@@ -2863,7 +2411,7 @@
                   <pic:spPr>
                     <a:xfrm>
                       <a:off x="0" y="0"/>
-                      <a:ext cx="5760000" cy="3454740"/>
+                      <a:ext cx="5760000" cy="3878801"/>
                     </a:xfrm>
                     <a:prstGeom prst="rect"/>
                   </pic:spPr>
@@ -2887,7 +2435,7 @@
           <w:i w:val="0"/>
           <w:sz w:val="28"/>
         </w:rPr>
-        <w:t>Рисунок 7.2 – Диаграмма последовательности «Зарегистрировать заявку»</w:t>
+        <w:t>Рисунок 7.2 – Диаграмма последовательности «Зарегистрировать и оценить заявку»</w:t>
       </w:r>
     </w:p>
     <w:p>
@@ -2911,7 +2459,7 @@
       <w:r>
         <w:drawing>
           <wp:inline xmlns:a="http://schemas.openxmlformats.org/drawingml/2006/main" xmlns:pic="http://schemas.openxmlformats.org/drawingml/2006/picture">
-            <wp:extent cx="3342672" cy="7559999"/>
+            <wp:extent cx="5400000" cy="4710402"/>
             <wp:docPr id="3" name="Picture 3"/>
             <wp:cNvGraphicFramePr>
               <a:graphicFrameLocks noChangeAspect="1"/>
@@ -2932,7 +2480,7 @@
                   <pic:spPr>
                     <a:xfrm>
                       <a:off x="0" y="0"/>
-                      <a:ext cx="3342672" cy="7559999"/>
+                      <a:ext cx="5400000" cy="4710402"/>
                     </a:xfrm>
                     <a:prstGeom prst="rect"/>
                   </pic:spPr>
@@ -2956,7 +2504,7 @@
           <w:i w:val="0"/>
           <w:sz w:val="28"/>
         </w:rPr>
-        <w:t>Рисунок 7.3 – Диаграмма классов, реализующих вариант использования «Зарегистрировать заявку»</w:t>
+        <w:t>Рисунок 7.3 – Диаграмма классов, реализующих вариант использования «Зарегистрировать и оценить заявку»</w:t>
       </w:r>
     </w:p>
     <w:p>
@@ -2970,7 +2518,7 @@
           <w:i w:val="0"/>
           <w:sz w:val="28"/>
         </w:rPr>
-        <w:t>4.2.2 Вариант использования «Выполнить скоринг заявки»</w:t>
+        <w:t>4.2.2 Вариант использования «Рассчитать оценку»</w:t>
       </w:r>
     </w:p>
     <w:p>
@@ -3000,7 +2548,7 @@
           <w:i w:val="0"/>
           <w:sz w:val="28"/>
         </w:rPr>
-        <w:t>Таблица 7.5 – Спецификация варианта использования «Выполнить скоринг заявки»</w:t>
+        <w:t>Таблица 7.5 – Спецификация варианта использования «Рассчитать оценку»</w:t>
       </w:r>
     </w:p>
     <w:tbl>
@@ -3117,7 +2665,7 @@
                 <w:i w:val="0"/>
                 <w:sz w:val="24"/>
               </w:rPr>
-              <w:t>Система (инициируется после формирования досье), АБС</w:t>
+              <w:t>Система (включается в регистрацию заявки)</w:t>
             </w:r>
           </w:p>
         </w:tc>
@@ -3168,7 +2716,7 @@
                 <w:i w:val="0"/>
                 <w:sz w:val="24"/>
               </w:rPr>
-              <w:t>Кредитное досье сформировано; опубликована версия модели</w:t>
+              <w:t>Анкета и сведения БКИ прошли проверку</w:t>
             </w:r>
           </w:p>
         </w:tc>
@@ -3219,7 +2767,7 @@
                 <w:i w:val="0"/>
                 <w:sz w:val="24"/>
               </w:rPr>
-              <w:t>1. Система проверяет стоп-факторы. 2. Формирует признаки. 3. Рассчитывает PD и вклад факторов. 4. Рассчитывает ПДН. 5. Определяет класс риска, рекомендацию и условия. 6. Сохраняет результат и переводит заявку в статус «На рассмотрении»</w:t>
+              <w:t>1. Рассчитать ПДН. 2. Проверить стоп-факторы. 3. Рассчитать балл и вклад характеристик. 4. Перевести балл в PD и присвоить класс риска. 5. Отобрать три фактора «против» и три «за». 6. Определить рекомендацию и условия</w:t>
             </w:r>
           </w:p>
         </w:tc>
@@ -3270,7 +2818,7 @@
                 <w:i w:val="0"/>
                 <w:sz w:val="24"/>
               </w:rPr>
-              <w:t>1а. Сработал стоп-фактор — формируется рекомендация «Отказ», переход к шагу 6</w:t>
+              <w:t>2а. Сработал стоп-фактор — рекомендация «Отказать» без расчёта балла</w:t>
             </w:r>
           </w:p>
         </w:tc>
@@ -3321,7 +2869,7 @@
                 <w:i w:val="0"/>
                 <w:sz w:val="24"/>
               </w:rPr>
-              <w:t>Результат скоринга сохранён и доступен андеррайтеру</w:t>
+              <w:t>Оценка передана обработчику заявки</w:t>
             </w:r>
           </w:p>
         </w:tc>
@@ -3353,7 +2901,7 @@
       <w:r>
         <w:drawing>
           <wp:inline xmlns:a="http://schemas.openxmlformats.org/drawingml/2006/main" xmlns:pic="http://schemas.openxmlformats.org/drawingml/2006/picture">
-            <wp:extent cx="5760000" cy="3543484"/>
+            <wp:extent cx="5760000" cy="4986846"/>
             <wp:docPr id="4" name="Picture 4"/>
             <wp:cNvGraphicFramePr>
               <a:graphicFrameLocks noChangeAspect="1"/>
@@ -3374,7 +2922,7 @@
                   <pic:spPr>
                     <a:xfrm>
                       <a:off x="0" y="0"/>
-                      <a:ext cx="5760000" cy="3543484"/>
+                      <a:ext cx="5760000" cy="4986846"/>
                     </a:xfrm>
                     <a:prstGeom prst="rect"/>
                   </pic:spPr>
@@ -3398,7 +2946,7 @@
           <w:i w:val="0"/>
           <w:sz w:val="28"/>
         </w:rPr>
-        <w:t>Рисунок 7.4 – Диаграмма последовательности «Выполнить скоринг заявки»</w:t>
+        <w:t>Рисунок 7.4 – Диаграмма последовательности «Рассчитать оценку»</w:t>
       </w:r>
     </w:p>
     <w:p>
@@ -3422,7 +2970,7 @@
       <w:r>
         <w:drawing>
           <wp:inline xmlns:a="http://schemas.openxmlformats.org/drawingml/2006/main" xmlns:pic="http://schemas.openxmlformats.org/drawingml/2006/picture">
-            <wp:extent cx="5400000" cy="2955087"/>
+            <wp:extent cx="5400000" cy="2779747"/>
             <wp:docPr id="5" name="Picture 5"/>
             <wp:cNvGraphicFramePr>
               <a:graphicFrameLocks noChangeAspect="1"/>
@@ -3443,7 +2991,7 @@
                   <pic:spPr>
                     <a:xfrm>
                       <a:off x="0" y="0"/>
-                      <a:ext cx="5400000" cy="2955087"/>
+                      <a:ext cx="5400000" cy="2779747"/>
                     </a:xfrm>
                     <a:prstGeom prst="rect"/>
                   </pic:spPr>
@@ -3467,7 +3015,7 @@
           <w:i w:val="0"/>
           <w:sz w:val="28"/>
         </w:rPr>
-        <w:t>Рисунок 7.5 – Диаграмма классов, реализующих вариант использования «Выполнить скоринг заявки»</w:t>
+        <w:t>Рисунок 7.5 – Диаграмма классов, реализующих вариант использования «Рассчитать оценку»</w:t>
       </w:r>
     </w:p>
     <w:p>
@@ -3481,7 +3029,7 @@
           <w:i w:val="0"/>
           <w:sz w:val="28"/>
         </w:rPr>
-        <w:t>4.2.3 Вариант использования «Принять решение по заявке»</w:t>
+        <w:t>4.2.3 Вариант использования «Принять решение»</w:t>
       </w:r>
     </w:p>
     <w:p>
@@ -3511,7 +3059,7 @@
           <w:i w:val="0"/>
           <w:sz w:val="28"/>
         </w:rPr>
-        <w:t>Таблица 7.6 – Спецификация варианта использования «Принять решение по заявке»</w:t>
+        <w:t>Таблица 7.6 – Спецификация варианта использования «Принять решение»</w:t>
       </w:r>
     </w:p>
     <w:tbl>
@@ -3628,7 +3176,7 @@
                 <w:i w:val="0"/>
                 <w:sz w:val="24"/>
               </w:rPr>
-              <w:t>Андеррайтер, Руководитель отдела (при расширении)</w:t>
+              <w:t>Специалист по займам</w:t>
             </w:r>
           </w:p>
         </w:tc>
@@ -3679,7 +3227,7 @@
                 <w:i w:val="0"/>
                 <w:sz w:val="24"/>
               </w:rPr>
-              <w:t>Заявка в статусе «На рассмотрении»</w:t>
+              <w:t>Заявка в состоянии «На рассмотрении»</w:t>
             </w:r>
           </w:p>
         </w:tc>
@@ -3730,7 +3278,7 @@
                 <w:i w:val="0"/>
                 <w:sz w:val="24"/>
               </w:rPr>
-              <w:t>1. Андеррайтер открывает заявку. 2. Система показывает досье, оценку и факторы. 3. Андеррайтер выбирает решение и условия. 4. Система проверяет комментарий и лимит полномочий. 5. Система сохраняет решение и уведомляет клиента</w:t>
+              <w:t>1. Специалист открывает карточку заявки. 2. Система показывает анкету, сведения БКИ, оценку и факторы. 3. Специалист выбирает решение, сумму и пишет комментарий. 4. Система сохраняет решение</w:t>
             </w:r>
           </w:p>
         </w:tc>
@@ -3781,7 +3329,7 @@
                 <w:i w:val="0"/>
                 <w:sz w:val="24"/>
               </w:rPr>
-              <w:t>4а. Решение отличается от рекомендации без комментария — сохранение запрещено. 4б. Сумма превышает лимит — заявка передаётся на кредитный комитет</w:t>
+              <w:t>3а. Решение отличается от рекомендации, а обоснование короче 20 символов — система просит обосновать решение</w:t>
             </w:r>
           </w:p>
         </w:tc>
@@ -3832,7 +3380,7 @@
                 <w:i w:val="0"/>
                 <w:sz w:val="24"/>
               </w:rPr>
-              <w:t>Заявка одобрена, отклонена или передана на кредитный комитет</w:t>
+              <w:t>Заявка одобрена или отклонена, решение и обоснование сохранены</w:t>
             </w:r>
           </w:p>
         </w:tc>
@@ -3864,7 +3412,7 @@
       <w:r>
         <w:drawing>
           <wp:inline xmlns:a="http://schemas.openxmlformats.org/drawingml/2006/main" xmlns:pic="http://schemas.openxmlformats.org/drawingml/2006/picture">
-            <wp:extent cx="5760000" cy="2947317"/>
+            <wp:extent cx="5760000" cy="3202341"/>
             <wp:docPr id="6" name="Picture 6"/>
             <wp:cNvGraphicFramePr>
               <a:graphicFrameLocks noChangeAspect="1"/>
@@ -3885,7 +3433,7 @@
                   <pic:spPr>
                     <a:xfrm>
                       <a:off x="0" y="0"/>
-                      <a:ext cx="5760000" cy="2947317"/>
+                      <a:ext cx="5760000" cy="3202341"/>
                     </a:xfrm>
                     <a:prstGeom prst="rect"/>
                   </pic:spPr>
@@ -3909,7 +3457,7 @@
           <w:i w:val="0"/>
           <w:sz w:val="28"/>
         </w:rPr>
-        <w:t>Рисунок 7.6 – Диаграмма последовательности «Принять решение по заявке»</w:t>
+        <w:t>Рисунок 7.6 – Диаграмма последовательности «Принять решение»</w:t>
       </w:r>
     </w:p>
     <w:p>
@@ -3923,7 +3471,7 @@
           <w:i w:val="0"/>
           <w:sz w:val="28"/>
         </w:rPr>
-        <w:t>4.2.4 Вариант использования «Обучить и опубликовать модель»</w:t>
+        <w:t>4.2.4 Вариант использования «Сформировать отчёт по классам риска»</w:t>
       </w:r>
     </w:p>
     <w:p>
@@ -3953,7 +3501,7 @@
           <w:i w:val="0"/>
           <w:sz w:val="28"/>
         </w:rPr>
-        <w:t>Таблица 7.7 – Спецификация варианта использования «Обучить и опубликовать модель»</w:t>
+        <w:t>Таблица 7.7 – Спецификация варианта использования «Сформировать отчёт по классам риска»</w:t>
       </w:r>
     </w:p>
     <w:tbl>
@@ -4070,7 +3618,7 @@
                 <w:i w:val="0"/>
                 <w:sz w:val="24"/>
               </w:rPr>
-              <w:t>Риск-аналитик, Руководитель отдела</w:t>
+              <w:t>Руководитель Организации</w:t>
             </w:r>
           </w:p>
         </w:tc>
@@ -4121,7 +3669,7 @@
                 <w:i w:val="0"/>
                 <w:sz w:val="24"/>
               </w:rPr>
-              <w:t>Накоплены данные о заявках и обслуживании кредитов</w:t>
+              <w:t>Пользователь вошёл в систему</w:t>
             </w:r>
           </w:p>
         </w:tc>
@@ -4172,7 +3720,7 @@
                 <w:i w:val="0"/>
                 <w:sz w:val="24"/>
               </w:rPr>
-              <w:t>1. Аналитик задаёт период и алгоритм. 2. Система формирует выборку, обучает модель, рассчитывает метрики. 3. Система регистрирует версию со статусом «Кандидат». 4. Аналитик сравнивает версию с действующей и отправляет на утверждение. 5. После утверждения версия публикуется</w:t>
+              <w:t>1. Пользователь выбирает период. 2. Система группирует заявки периода по классам риска. 3. Система показывает таблицу и итоги</w:t>
             </w:r>
           </w:p>
         </w:tc>
@@ -4223,7 +3771,7 @@
                 <w:i w:val="0"/>
                 <w:sz w:val="24"/>
               </w:rPr>
-              <w:t>4а. Новая версия хуже действующей — публикация не выполняется</w:t>
+              <w:t>2а. Заявок за период нет — таблица пустая</w:t>
             </w:r>
           </w:p>
         </w:tc>
@@ -4274,7 +3822,7 @@
                 <w:i w:val="0"/>
                 <w:sz w:val="24"/>
               </w:rPr>
-              <w:t>Новая версия модели опубликована, предыдущая переведена в архив</w:t>
+              <w:t>Отчёт показан</w:t>
             </w:r>
           </w:p>
         </w:tc>
@@ -4306,7 +3854,7 @@
       <w:r>
         <w:drawing>
           <wp:inline xmlns:a="http://schemas.openxmlformats.org/drawingml/2006/main" xmlns:pic="http://schemas.openxmlformats.org/drawingml/2006/picture">
-            <wp:extent cx="5760000" cy="3075816"/>
+            <wp:extent cx="5760000" cy="3313548"/>
             <wp:docPr id="7" name="Picture 7"/>
             <wp:cNvGraphicFramePr>
               <a:graphicFrameLocks noChangeAspect="1"/>
@@ -4327,7 +3875,7 @@
                   <pic:spPr>
                     <a:xfrm>
                       <a:off x="0" y="0"/>
-                      <a:ext cx="5760000" cy="3075816"/>
+                      <a:ext cx="5760000" cy="3313548"/>
                     </a:xfrm>
                     <a:prstGeom prst="rect"/>
                   </pic:spPr>
@@ -4351,7 +3899,7 @@
           <w:i w:val="0"/>
           <w:sz w:val="28"/>
         </w:rPr>
-        <w:t>Рисунок 7.7 – Диаграмма последовательности «Обучить и опубликовать модель»</w:t>
+        <w:t>Рисунок 7.7 – Диаграмма последовательности «Сформировать отчёт по классам риска»</w:t>
       </w:r>
     </w:p>
     <w:p>
@@ -4365,7 +3913,7 @@
           <w:i w:val="0"/>
           <w:sz w:val="28"/>
         </w:rPr>
-        <w:t>4.2.5 Вариант использования «Сформировать отчёт»</w:t>
+        <w:t>4.2.5 Вариант использования «Вести справочник продуктов»</w:t>
       </w:r>
     </w:p>
     <w:p>
@@ -4395,7 +3943,7 @@
           <w:i w:val="0"/>
           <w:sz w:val="28"/>
         </w:rPr>
-        <w:t>Таблица 7.8 – Спецификация варианта использования «Сформировать отчёт»</w:t>
+        <w:t>Таблица 7.8 – Спецификация варианта использования «Вести справочник продуктов»</w:t>
       </w:r>
     </w:p>
     <w:tbl>
@@ -4512,7 +4060,7 @@
                 <w:i w:val="0"/>
                 <w:sz w:val="24"/>
               </w:rPr>
-              <w:t>Руководитель отдела</w:t>
+              <w:t>Руководитель Организации</w:t>
             </w:r>
           </w:p>
         </w:tc>
@@ -4563,7 +4111,7 @@
                 <w:i w:val="0"/>
                 <w:sz w:val="24"/>
               </w:rPr>
-              <w:t>Пользователь имеет роль «Руководитель»</w:t>
+              <w:t>Пользователь вошёл в систему</w:t>
             </w:r>
           </w:p>
         </w:tc>
@@ -4614,7 +4162,7 @@
                 <w:i w:val="0"/>
                 <w:sz w:val="24"/>
               </w:rPr>
-              <w:t>1. Пользователь выбирает вид отчёта и период. 2. Система выбирает и агрегирует данные. 3. Система отображает отчёт. 4. Пользователь выгружает отчёт в файл</w:t>
+              <w:t>1. Пользователь открывает справочник. 2. Вводит наименование, диапазоны суммы и срока, ставку. 3. Система добавляет продукт</w:t>
             </w:r>
           </w:p>
         </w:tc>
@@ -4665,7 +4213,7 @@
                 <w:i w:val="0"/>
                 <w:sz w:val="24"/>
               </w:rPr>
-              <w:t>2а. Нет данных за период — выводится сообщение</w:t>
+              <w:t>2а. Продукт с таким наименованием уже есть — продукт не добавляется</w:t>
             </w:r>
           </w:p>
         </w:tc>
@@ -4716,7 +4264,7 @@
                 <w:i w:val="0"/>
                 <w:sz w:val="24"/>
               </w:rPr>
-              <w:t>Отчёт сформирован</w:t>
+              <w:t>Продукт доступен при регистрации заявки</w:t>
             </w:r>
           </w:p>
         </w:tc>
@@ -4748,7 +4296,7 @@
       <w:r>
         <w:drawing>
           <wp:inline xmlns:a="http://schemas.openxmlformats.org/drawingml/2006/main" xmlns:pic="http://schemas.openxmlformats.org/drawingml/2006/picture">
-            <wp:extent cx="5760000" cy="2120625"/>
+            <wp:extent cx="5760000" cy="3950415"/>
             <wp:docPr id="8" name="Picture 8"/>
             <wp:cNvGraphicFramePr>
               <a:graphicFrameLocks noChangeAspect="1"/>
@@ -4769,7 +4317,7 @@
                   <pic:spPr>
                     <a:xfrm>
                       <a:off x="0" y="0"/>
-                      <a:ext cx="5760000" cy="2120625"/>
+                      <a:ext cx="5760000" cy="3950415"/>
                     </a:xfrm>
                     <a:prstGeom prst="rect"/>
                   </pic:spPr>
@@ -4793,7 +4341,7 @@
           <w:i w:val="0"/>
           <w:sz w:val="28"/>
         </w:rPr>
-        <w:t>Рисунок 7.8 – Диаграмма последовательности «Сформировать отчёт»</w:t>
+        <w:t>Рисунок 7.8 – Диаграмма последовательности «Вести справочник продуктов»</w:t>
       </w:r>
     </w:p>
     <w:p>
@@ -4818,7 +4366,7 @@
           <w:i w:val="0"/>
           <w:sz w:val="28"/>
         </w:rPr>
-        <w:t>Диаграмма кооперации (рисунок 7.9) отражает тот же сценарий, что и диаграмма последовательности варианта использования «Выполнить скоринг заявки», но акцентирует внимание на структурных связях между объектами; порядок сообщений задаётся их номерами.</w:t>
+        <w:t>Диаграмма кооперации (рисунок 7.9) отражает сценарий расчёта оценки при регистрации заявки, акцентируя внимание на структурных связях между объектами; порядок сообщений задаётся их номерами.</w:t>
       </w:r>
     </w:p>
     <w:p>
@@ -4831,7 +4379,7 @@
       <w:r>
         <w:drawing>
           <wp:inline xmlns:a="http://schemas.openxmlformats.org/drawingml/2006/main" xmlns:pic="http://schemas.openxmlformats.org/drawingml/2006/picture">
-            <wp:extent cx="5760000" cy="1916972"/>
+            <wp:extent cx="5760000" cy="903784"/>
             <wp:docPr id="9" name="Picture 9"/>
             <wp:cNvGraphicFramePr>
               <a:graphicFrameLocks noChangeAspect="1"/>
@@ -4852,7 +4400,7 @@
                   <pic:spPr>
                     <a:xfrm>
                       <a:off x="0" y="0"/>
-                      <a:ext cx="5760000" cy="1916972"/>
+                      <a:ext cx="5760000" cy="903784"/>
                     </a:xfrm>
                     <a:prstGeom prst="rect"/>
                   </pic:spPr>
@@ -4876,7 +4424,7 @@
           <w:i w:val="0"/>
           <w:sz w:val="28"/>
         </w:rPr>
-        <w:t>Рисунок 7.9 – Диаграмма кооперации «Выполнить скоринг заявки»</w:t>
+        <w:t>Рисунок 7.9 – Диаграмма кооперации «Рассчитать оценку»</w:t>
       </w:r>
     </w:p>
     <w:p>
@@ -4901,7 +4449,7 @@
           <w:i w:val="0"/>
           <w:sz w:val="28"/>
         </w:rPr>
-        <w:t>Общая диаграмма классов системы (рисунок 7.10) объединяет классы, выявленные при реализации вариантов использования, и позволяет реализовать весь описанный функционал. Для классов указаны стереотипы: «boundary» — граничные классы (экранные формы), «control» — управляющие классы (координация вариантов использования, сервисы, адаптеры внешних систем), «entity» — классы-сущности (хранимые данные).</w:t>
+        <w:t>Общая диаграмма классов (рисунок 7.10) объединяет классы, выявленные при реализации вариантов использования. Стереотипы: «boundary» — шаблоны страниц, «control» — обработчики страниц и правила оценки, «entity» — таблицы базы данных.</w:t>
       </w:r>
     </w:p>
     <w:p>
@@ -4914,7 +4462,7 @@
       <w:r>
         <w:drawing>
           <wp:inline xmlns:a="http://schemas.openxmlformats.org/drawingml/2006/main" xmlns:pic="http://schemas.openxmlformats.org/drawingml/2006/picture">
-            <wp:extent cx="5940000" cy="6302329"/>
+            <wp:extent cx="5940000" cy="3266647"/>
             <wp:docPr id="10" name="Picture 10"/>
             <wp:cNvGraphicFramePr>
               <a:graphicFrameLocks noChangeAspect="1"/>
@@ -4935,7 +4483,7 @@
                   <pic:spPr>
                     <a:xfrm>
                       <a:off x="0" y="0"/>
-                      <a:ext cx="5940000" cy="6302329"/>
+                      <a:ext cx="5940000" cy="3266647"/>
                     </a:xfrm>
                     <a:prstGeom prst="rect"/>
                   </pic:spPr>
@@ -5108,7 +4656,7 @@
                 <w:i w:val="0"/>
                 <w:sz w:val="24"/>
               </w:rPr>
-              <w:t>ФормаЗаявки, КарточкаЗаявки, ЭкранМоделей, ЭкранОтчётов</w:t>
+              <w:t>ФормаВхода, СписокЗаявок, ФормаЗаявки, КарточкаЗаявки, Отчёт, СправочникПродуктов</w:t>
             </w:r>
           </w:p>
         </w:tc>
@@ -5154,7 +4702,7 @@
                 <w:i w:val="0"/>
                 <w:sz w:val="24"/>
               </w:rPr>
-              <w:t>Экранные формы АРМ пользователей</w:t>
+              <w:t>Шаблоны страниц login, applications, new, card, report, products</w:t>
             </w:r>
           </w:p>
         </w:tc>
@@ -5182,7 +4730,7 @@
                 <w:i w:val="0"/>
                 <w:sz w:val="24"/>
               </w:rPr>
-              <w:t>КонтроллерЗаявок</w:t>
+              <w:t>Вход, ОбработчикСписка, ОбработчикНовойЗаявки, ОбработчикКарточки, ОбработчикОтчёта, ОбработчикПродуктов</w:t>
             </w:r>
           </w:p>
         </w:tc>
@@ -5228,7 +4776,7 @@
                 <w:i w:val="0"/>
                 <w:sz w:val="24"/>
               </w:rPr>
-              <w:t>Регистрация заявки, координация сбора данных и скоринга</w:t>
+              <w:t>Функции-обработчики страниц в app.py</w:t>
             </w:r>
           </w:p>
         </w:tc>
@@ -5256,7 +4804,7 @@
                 <w:i w:val="0"/>
                 <w:sz w:val="24"/>
               </w:rPr>
-              <w:t>КонтроллерРешений</w:t>
+              <w:t>ОценкаЗаявки, СкоринговаяКарта</w:t>
             </w:r>
           </w:p>
         </w:tc>
@@ -5302,7 +4850,7 @@
                 <w:i w:val="0"/>
                 <w:sz w:val="24"/>
               </w:rPr>
-              <w:t>Принятие решения, проверка лимитов полномочий</w:t>
+              <w:t>Правила оценки в logic.py: ПДН, стоп-факторы, балл, PD, класс риска, условия</w:t>
             </w:r>
           </w:p>
         </w:tc>
@@ -5330,413 +4878,7 @@
                 <w:i w:val="0"/>
                 <w:sz w:val="24"/>
               </w:rPr>
-              <w:t>СервисСкоринга</w:t>
-            </w:r>
-          </w:p>
-        </w:tc>
-        <w:tc>
-          <w:tcPr>
-            <w:tcW w:type="dxa" w:w="1474"/>
-          </w:tcPr>
-          <w:p>
-            <w:pPr>
-              <w:widowControl w:val="0"/>
-              <w:spacing w:line="240" w:lineRule="auto" w:after="0"/>
-              <w:ind w:firstLine="0"/>
-              <w:jc w:val="left"/>
-            </w:pPr>
-            <w:r/>
-            <w:r>
-              <w:rPr>
-                <w:rFonts w:ascii="Times New Roman" w:hAnsi="Times New Roman" w:cs="Times New Roman" w:eastAsia="Times New Roman"/>
-                <w:b w:val="0"/>
-                <w:i w:val="0"/>
-                <w:sz w:val="24"/>
-              </w:rPr>
-              <w:t>control</w:t>
-            </w:r>
-          </w:p>
-        </w:tc>
-        <w:tc>
-          <w:tcPr>
-            <w:tcW w:type="dxa" w:w="5272"/>
-          </w:tcPr>
-          <w:p>
-            <w:pPr>
-              <w:widowControl w:val="0"/>
-              <w:spacing w:line="240" w:lineRule="auto" w:after="0"/>
-              <w:ind w:firstLine="0"/>
-              <w:jc w:val="left"/>
-            </w:pPr>
-            <w:r/>
-            <w:r>
-              <w:rPr>
-                <w:rFonts w:ascii="Times New Roman" w:hAnsi="Times New Roman" w:cs="Times New Roman" w:eastAsia="Times New Roman"/>
-                <w:b w:val="0"/>
-                <w:i w:val="0"/>
-                <w:sz w:val="24"/>
-              </w:rPr>
-              <w:t>Стоп-факторы, расчёт PD и ПДН, рекомендация</w:t>
-            </w:r>
-          </w:p>
-        </w:tc>
-      </w:tr>
-    </w:tbl>
-    <w:p>
-      <w:pPr>
-        <w:keepNext/>
-        <w:ind w:firstLine="0"/>
-        <w:jc w:val="right"/>
-      </w:pPr>
-      <w:r>
-        <w:rPr>
-          <w:rFonts w:ascii="Times New Roman" w:hAnsi="Times New Roman" w:cs="Times New Roman" w:eastAsia="Times New Roman"/>
-          <w:b w:val="0"/>
-          <w:i w:val="0"/>
-          <w:sz w:val="28"/>
-        </w:rPr>
-        <w:t>Продолжение таблицы 7.9</w:t>
-      </w:r>
-    </w:p>
-    <w:tbl>
-      <w:tblPr>
-        <w:tblStyle w:val="TableGrid"/>
-        <w:tblW w:type="auto" w:w="0"/>
-        <w:jc w:val="center"/>
-        <w:tblLayout w:type="fixed"/>
-        <w:tblLook w:firstColumn="1" w:firstRow="1" w:lastColumn="0" w:lastRow="0" w:noHBand="0" w:noVBand="1" w:val="04A0"/>
-        <w:tblLayout w:type="fixed"/>
-        <w:tblCaption w:val="7.9|4"/>
-      </w:tblPr>
-      <w:tblGrid>
-        <w:gridCol w:w="2608"/>
-        <w:gridCol w:w="1474"/>
-        <w:gridCol w:w="5272"/>
-      </w:tblGrid>
-      <w:tr>
-        <w:trPr>
-          <w:cantSplit/>
-          <w:tblHeader/>
-        </w:trPr>
-        <w:tc>
-          <w:tcPr>
-            <w:tcW w:type="dxa" w:w="2608"/>
-          </w:tcPr>
-          <w:p>
-            <w:pPr>
-              <w:keepNext/>
-              <w:widowControl w:val="0"/>
-              <w:spacing w:line="240" w:lineRule="auto" w:after="0"/>
-              <w:ind w:firstLine="0"/>
-              <w:jc w:val="center"/>
-            </w:pPr>
-            <w:r/>
-            <w:r>
-              <w:rPr>
-                <w:rFonts w:ascii="Times New Roman" w:hAnsi="Times New Roman" w:cs="Times New Roman" w:eastAsia="Times New Roman"/>
-                <w:b w:val="0"/>
-                <w:i w:val="0"/>
-                <w:sz w:val="24"/>
-              </w:rPr>
-              <w:t>Класс</w:t>
-            </w:r>
-          </w:p>
-        </w:tc>
-        <w:tc>
-          <w:tcPr>
-            <w:tcW w:type="dxa" w:w="1474"/>
-          </w:tcPr>
-          <w:p>
-            <w:pPr>
-              <w:keepNext/>
-              <w:widowControl w:val="0"/>
-              <w:spacing w:line="240" w:lineRule="auto" w:after="0"/>
-              <w:ind w:firstLine="0"/>
-              <w:jc w:val="center"/>
-            </w:pPr>
-            <w:r/>
-            <w:r>
-              <w:rPr>
-                <w:rFonts w:ascii="Times New Roman" w:hAnsi="Times New Roman" w:cs="Times New Roman" w:eastAsia="Times New Roman"/>
-                <w:b w:val="0"/>
-                <w:i w:val="0"/>
-                <w:sz w:val="24"/>
-              </w:rPr>
-              <w:t>Стереотип</w:t>
-            </w:r>
-          </w:p>
-        </w:tc>
-        <w:tc>
-          <w:tcPr>
-            <w:tcW w:type="dxa" w:w="5272"/>
-          </w:tcPr>
-          <w:p>
-            <w:pPr>
-              <w:keepNext/>
-              <w:widowControl w:val="0"/>
-              <w:spacing w:line="240" w:lineRule="auto" w:after="0"/>
-              <w:ind w:firstLine="0"/>
-              <w:jc w:val="center"/>
-            </w:pPr>
-            <w:r/>
-            <w:r>
-              <w:rPr>
-                <w:rFonts w:ascii="Times New Roman" w:hAnsi="Times New Roman" w:cs="Times New Roman" w:eastAsia="Times New Roman"/>
-                <w:b w:val="0"/>
-                <w:i w:val="0"/>
-                <w:sz w:val="24"/>
-              </w:rPr>
-              <w:t>Назначение</w:t>
-            </w:r>
-          </w:p>
-        </w:tc>
-      </w:tr>
-      <w:tr>
-        <w:trPr>
-          <w:cantSplit/>
-        </w:trPr>
-        <w:tc>
-          <w:tcPr>
-            <w:tcW w:type="dxa" w:w="2608"/>
-          </w:tcPr>
-          <w:p>
-            <w:pPr>
-              <w:widowControl w:val="0"/>
-              <w:spacing w:line="240" w:lineRule="auto" w:after="0"/>
-              <w:ind w:firstLine="0"/>
-              <w:jc w:val="left"/>
-            </w:pPr>
-            <w:r/>
-            <w:r>
-              <w:rPr>
-                <w:rFonts w:ascii="Times New Roman" w:hAnsi="Times New Roman" w:cs="Times New Roman" w:eastAsia="Times New Roman"/>
-                <w:b w:val="0"/>
-                <w:i w:val="0"/>
-                <w:sz w:val="24"/>
-              </w:rPr>
-              <w:t>СервисОбучения</w:t>
-            </w:r>
-          </w:p>
-        </w:tc>
-        <w:tc>
-          <w:tcPr>
-            <w:tcW w:type="dxa" w:w="1474"/>
-          </w:tcPr>
-          <w:p>
-            <w:pPr>
-              <w:widowControl w:val="0"/>
-              <w:spacing w:line="240" w:lineRule="auto" w:after="0"/>
-              <w:ind w:firstLine="0"/>
-              <w:jc w:val="left"/>
-            </w:pPr>
-            <w:r/>
-            <w:r>
-              <w:rPr>
-                <w:rFonts w:ascii="Times New Roman" w:hAnsi="Times New Roman" w:cs="Times New Roman" w:eastAsia="Times New Roman"/>
-                <w:b w:val="0"/>
-                <w:i w:val="0"/>
-                <w:sz w:val="24"/>
-              </w:rPr>
-              <w:t>control</w:t>
-            </w:r>
-          </w:p>
-        </w:tc>
-        <w:tc>
-          <w:tcPr>
-            <w:tcW w:type="dxa" w:w="5272"/>
-          </w:tcPr>
-          <w:p>
-            <w:pPr>
-              <w:widowControl w:val="0"/>
-              <w:spacing w:line="240" w:lineRule="auto" w:after="0"/>
-              <w:ind w:firstLine="0"/>
-              <w:jc w:val="left"/>
-            </w:pPr>
-            <w:r/>
-            <w:r>
-              <w:rPr>
-                <w:rFonts w:ascii="Times New Roman" w:hAnsi="Times New Roman" w:cs="Times New Roman" w:eastAsia="Times New Roman"/>
-                <w:b w:val="0"/>
-                <w:i w:val="0"/>
-                <w:sz w:val="24"/>
-              </w:rPr>
-              <w:t>Формирование выборки, обучение, валидация и публикация моделей</w:t>
-            </w:r>
-          </w:p>
-        </w:tc>
-      </w:tr>
-      <w:tr>
-        <w:trPr>
-          <w:cantSplit/>
-        </w:trPr>
-        <w:tc>
-          <w:tcPr>
-            <w:tcW w:type="dxa" w:w="2608"/>
-          </w:tcPr>
-          <w:p>
-            <w:pPr>
-              <w:widowControl w:val="0"/>
-              <w:spacing w:line="240" w:lineRule="auto" w:after="0"/>
-              <w:ind w:firstLine="0"/>
-              <w:jc w:val="left"/>
-            </w:pPr>
-            <w:r/>
-            <w:r>
-              <w:rPr>
-                <w:rFonts w:ascii="Times New Roman" w:hAnsi="Times New Roman" w:cs="Times New Roman" w:eastAsia="Times New Roman"/>
-                <w:b w:val="0"/>
-                <w:i w:val="0"/>
-                <w:sz w:val="24"/>
-              </w:rPr>
-              <w:t>СервисОтчётов</w:t>
-            </w:r>
-          </w:p>
-        </w:tc>
-        <w:tc>
-          <w:tcPr>
-            <w:tcW w:type="dxa" w:w="1474"/>
-          </w:tcPr>
-          <w:p>
-            <w:pPr>
-              <w:widowControl w:val="0"/>
-              <w:spacing w:line="240" w:lineRule="auto" w:after="0"/>
-              <w:ind w:firstLine="0"/>
-              <w:jc w:val="left"/>
-            </w:pPr>
-            <w:r/>
-            <w:r>
-              <w:rPr>
-                <w:rFonts w:ascii="Times New Roman" w:hAnsi="Times New Roman" w:cs="Times New Roman" w:eastAsia="Times New Roman"/>
-                <w:b w:val="0"/>
-                <w:i w:val="0"/>
-                <w:sz w:val="24"/>
-              </w:rPr>
-              <w:t>control</w:t>
-            </w:r>
-          </w:p>
-        </w:tc>
-        <w:tc>
-          <w:tcPr>
-            <w:tcW w:type="dxa" w:w="5272"/>
-          </w:tcPr>
-          <w:p>
-            <w:pPr>
-              <w:widowControl w:val="0"/>
-              <w:spacing w:line="240" w:lineRule="auto" w:after="0"/>
-              <w:ind w:firstLine="0"/>
-              <w:jc w:val="left"/>
-            </w:pPr>
-            <w:r/>
-            <w:r>
-              <w:rPr>
-                <w:rFonts w:ascii="Times New Roman" w:hAnsi="Times New Roman" w:cs="Times New Roman" w:eastAsia="Times New Roman"/>
-                <w:b w:val="0"/>
-                <w:i w:val="0"/>
-                <w:sz w:val="24"/>
-              </w:rPr>
-              <w:t>Формирование отчётов</w:t>
-            </w:r>
-          </w:p>
-        </w:tc>
-      </w:tr>
-      <w:tr>
-        <w:trPr>
-          <w:cantSplit/>
-        </w:trPr>
-        <w:tc>
-          <w:tcPr>
-            <w:tcW w:type="dxa" w:w="2608"/>
-          </w:tcPr>
-          <w:p>
-            <w:pPr>
-              <w:widowControl w:val="0"/>
-              <w:spacing w:line="240" w:lineRule="auto" w:after="0"/>
-              <w:ind w:firstLine="0"/>
-              <w:jc w:val="left"/>
-            </w:pPr>
-            <w:r/>
-            <w:r>
-              <w:rPr>
-                <w:rFonts w:ascii="Times New Roman" w:hAnsi="Times New Roman" w:cs="Times New Roman" w:eastAsia="Times New Roman"/>
-                <w:b w:val="0"/>
-                <w:i w:val="0"/>
-                <w:sz w:val="24"/>
-              </w:rPr>
-              <w:t>АдаптерБКИ, АдаптерАБС</w:t>
-            </w:r>
-          </w:p>
-        </w:tc>
-        <w:tc>
-          <w:tcPr>
-            <w:tcW w:type="dxa" w:w="1474"/>
-          </w:tcPr>
-          <w:p>
-            <w:pPr>
-              <w:widowControl w:val="0"/>
-              <w:spacing w:line="240" w:lineRule="auto" w:after="0"/>
-              <w:ind w:firstLine="0"/>
-              <w:jc w:val="left"/>
-            </w:pPr>
-            <w:r/>
-            <w:r>
-              <w:rPr>
-                <w:rFonts w:ascii="Times New Roman" w:hAnsi="Times New Roman" w:cs="Times New Roman" w:eastAsia="Times New Roman"/>
-                <w:b w:val="0"/>
-                <w:i w:val="0"/>
-                <w:sz w:val="24"/>
-              </w:rPr>
-              <w:t>control</w:t>
-            </w:r>
-          </w:p>
-        </w:tc>
-        <w:tc>
-          <w:tcPr>
-            <w:tcW w:type="dxa" w:w="5272"/>
-          </w:tcPr>
-          <w:p>
-            <w:pPr>
-              <w:widowControl w:val="0"/>
-              <w:spacing w:line="240" w:lineRule="auto" w:after="0"/>
-              <w:ind w:firstLine="0"/>
-              <w:jc w:val="left"/>
-            </w:pPr>
-            <w:r/>
-            <w:r>
-              <w:rPr>
-                <w:rFonts w:ascii="Times New Roman" w:hAnsi="Times New Roman" w:cs="Times New Roman" w:eastAsia="Times New Roman"/>
-                <w:b w:val="0"/>
-                <w:i w:val="0"/>
-                <w:sz w:val="24"/>
-              </w:rPr>
-              <w:t>Взаимодействие с внешними системами</w:t>
-            </w:r>
-          </w:p>
-        </w:tc>
-      </w:tr>
-      <w:tr>
-        <w:trPr>
-          <w:cantSplit/>
-        </w:trPr>
-        <w:tc>
-          <w:tcPr>
-            <w:tcW w:type="dxa" w:w="2608"/>
-          </w:tcPr>
-          <w:p>
-            <w:pPr>
-              <w:widowControl w:val="0"/>
-              <w:spacing w:line="240" w:lineRule="auto" w:after="0"/>
-              <w:ind w:firstLine="0"/>
-              <w:jc w:val="left"/>
-            </w:pPr>
-            <w:r/>
-            <w:r>
-              <w:rPr>
-                <w:rFonts w:ascii="Times New Roman" w:hAnsi="Times New Roman" w:cs="Times New Roman" w:eastAsia="Times New Roman"/>
-                <w:b w:val="0"/>
-                <w:i w:val="0"/>
-                <w:sz w:val="24"/>
-              </w:rPr>
-              <w:t>Клиент, Заявка, КредитныйОтчёт</w:t>
+              <w:t>Пользователь, Продукт, Клиент, Заявка</w:t>
             </w:r>
           </w:p>
         </w:tc>
@@ -5782,155 +4924,7 @@
                 <w:i w:val="0"/>
                 <w:sz w:val="24"/>
               </w:rPr>
-              <w:t>Данные клиента, заявки и кредитной истории</w:t>
-            </w:r>
-          </w:p>
-        </w:tc>
-      </w:tr>
-      <w:tr>
-        <w:trPr>
-          <w:cantSplit/>
-        </w:trPr>
-        <w:tc>
-          <w:tcPr>
-            <w:tcW w:type="dxa" w:w="2608"/>
-          </w:tcPr>
-          <w:p>
-            <w:pPr>
-              <w:widowControl w:val="0"/>
-              <w:spacing w:line="240" w:lineRule="auto" w:after="0"/>
-              <w:ind w:firstLine="0"/>
-              <w:jc w:val="left"/>
-            </w:pPr>
-            <w:r/>
-            <w:r>
-              <w:rPr>
-                <w:rFonts w:ascii="Times New Roman" w:hAnsi="Times New Roman" w:cs="Times New Roman" w:eastAsia="Times New Roman"/>
-                <w:b w:val="0"/>
-                <w:i w:val="0"/>
-                <w:sz w:val="24"/>
-              </w:rPr>
-              <w:t>РезультатСкоринга, Модель, СтопФактор</w:t>
-            </w:r>
-          </w:p>
-        </w:tc>
-        <w:tc>
-          <w:tcPr>
-            <w:tcW w:type="dxa" w:w="1474"/>
-          </w:tcPr>
-          <w:p>
-            <w:pPr>
-              <w:widowControl w:val="0"/>
-              <w:spacing w:line="240" w:lineRule="auto" w:after="0"/>
-              <w:ind w:firstLine="0"/>
-              <w:jc w:val="left"/>
-            </w:pPr>
-            <w:r/>
-            <w:r>
-              <w:rPr>
-                <w:rFonts w:ascii="Times New Roman" w:hAnsi="Times New Roman" w:cs="Times New Roman" w:eastAsia="Times New Roman"/>
-                <w:b w:val="0"/>
-                <w:i w:val="0"/>
-                <w:sz w:val="24"/>
-              </w:rPr>
-              <w:t>entity</w:t>
-            </w:r>
-          </w:p>
-        </w:tc>
-        <w:tc>
-          <w:tcPr>
-            <w:tcW w:type="dxa" w:w="5272"/>
-          </w:tcPr>
-          <w:p>
-            <w:pPr>
-              <w:widowControl w:val="0"/>
-              <w:spacing w:line="240" w:lineRule="auto" w:after="0"/>
-              <w:ind w:firstLine="0"/>
-              <w:jc w:val="left"/>
-            </w:pPr>
-            <w:r/>
-            <w:r>
-              <w:rPr>
-                <w:rFonts w:ascii="Times New Roman" w:hAnsi="Times New Roman" w:cs="Times New Roman" w:eastAsia="Times New Roman"/>
-                <w:b w:val="0"/>
-                <w:i w:val="0"/>
-                <w:sz w:val="24"/>
-              </w:rPr>
-              <w:t>Результаты оценки, версии моделей, правила</w:t>
-            </w:r>
-          </w:p>
-        </w:tc>
-      </w:tr>
-      <w:tr>
-        <w:trPr>
-          <w:cantSplit/>
-        </w:trPr>
-        <w:tc>
-          <w:tcPr>
-            <w:tcW w:type="dxa" w:w="2608"/>
-          </w:tcPr>
-          <w:p>
-            <w:pPr>
-              <w:widowControl w:val="0"/>
-              <w:spacing w:line="240" w:lineRule="auto" w:after="0"/>
-              <w:ind w:firstLine="0"/>
-              <w:jc w:val="left"/>
-            </w:pPr>
-            <w:r/>
-            <w:r>
-              <w:rPr>
-                <w:rFonts w:ascii="Times New Roman" w:hAnsi="Times New Roman" w:cs="Times New Roman" w:eastAsia="Times New Roman"/>
-                <w:b w:val="0"/>
-                <w:i w:val="0"/>
-                <w:sz w:val="24"/>
-              </w:rPr>
-              <w:t>Решение, Сотрудник</w:t>
-            </w:r>
-          </w:p>
-        </w:tc>
-        <w:tc>
-          <w:tcPr>
-            <w:tcW w:type="dxa" w:w="1474"/>
-          </w:tcPr>
-          <w:p>
-            <w:pPr>
-              <w:widowControl w:val="0"/>
-              <w:spacing w:line="240" w:lineRule="auto" w:after="0"/>
-              <w:ind w:firstLine="0"/>
-              <w:jc w:val="left"/>
-            </w:pPr>
-            <w:r/>
-            <w:r>
-              <w:rPr>
-                <w:rFonts w:ascii="Times New Roman" w:hAnsi="Times New Roman" w:cs="Times New Roman" w:eastAsia="Times New Roman"/>
-                <w:b w:val="0"/>
-                <w:i w:val="0"/>
-                <w:sz w:val="24"/>
-              </w:rPr>
-              <w:t>entity</w:t>
-            </w:r>
-          </w:p>
-        </w:tc>
-        <w:tc>
-          <w:tcPr>
-            <w:tcW w:type="dxa" w:w="5272"/>
-          </w:tcPr>
-          <w:p>
-            <w:pPr>
-              <w:widowControl w:val="0"/>
-              <w:spacing w:line="240" w:lineRule="auto" w:after="0"/>
-              <w:ind w:firstLine="0"/>
-              <w:jc w:val="left"/>
-            </w:pPr>
-            <w:r/>
-            <w:r>
-              <w:rPr>
-                <w:rFonts w:ascii="Times New Roman" w:hAnsi="Times New Roman" w:cs="Times New Roman" w:eastAsia="Times New Roman"/>
-                <w:b w:val="0"/>
-                <w:i w:val="0"/>
-                <w:sz w:val="24"/>
-              </w:rPr>
-              <w:t>Решения по заявкам и пользователи системы</w:t>
+              <w:t>Таблицы users, products, clients, applications</w:t>
             </w:r>
           </w:p>
         </w:tc>
@@ -5963,7 +4957,7 @@
           <w:i w:val="0"/>
           <w:sz w:val="28"/>
         </w:rPr>
-        <w:t>Классы разделены на пакеты по архитектурным слоям (механизм разбиения — по стереотипам и функциональному назначению). Диаграмма пакетов приведена на рисунке 7.11. Пакет ui содержит граничные классы, application — управляющие, domain — сущности; модели машинного обучения, интеграционные адаптеры и отчёты выделены в отдельные пакеты, что позволяет изменять их независимо.</w:t>
+        <w:t>Классы разделены на пакеты по модулям программы (рисунок 7.11). Шаблоны страниц обращаются только к обработчикам; правила оценки (logic.py) не зависят ни от страниц, ни от базы данных — их можно проверять отдельно и менять, не трогая остальную программу.</w:t>
       </w:r>
     </w:p>
     <w:p>
@@ -5976,7 +4970,7 @@
       <w:r>
         <w:drawing>
           <wp:inline xmlns:a="http://schemas.openxmlformats.org/drawingml/2006/main" xmlns:pic="http://schemas.openxmlformats.org/drawingml/2006/picture">
-            <wp:extent cx="5400000" cy="2933602"/>
+            <wp:extent cx="5400000" cy="2519578"/>
             <wp:docPr id="11" name="Picture 11"/>
             <wp:cNvGraphicFramePr>
               <a:graphicFrameLocks noChangeAspect="1"/>
@@ -5997,7 +4991,7 @@
                   <pic:spPr>
                     <a:xfrm>
                       <a:off x="0" y="0"/>
-                      <a:ext cx="5400000" cy="2933602"/>
+                      <a:ext cx="5400000" cy="2519578"/>
                     </a:xfrm>
                     <a:prstGeom prst="rect"/>
                   </pic:spPr>
@@ -6046,7 +5040,7 @@
           <w:i w:val="0"/>
           <w:sz w:val="28"/>
         </w:rPr>
-        <w:t>Диаграмма состояний (рисунок 7.12) описывает жизненный цикл основного объекта системы — кредитной заявки. Состояние «Скоринг» является составным и содержит вложенные состояния проверки стоп-факторов, расчёта PD и формирования рекомендации.</w:t>
+        <w:t>Диаграмма состояний (рисунок 7.12) описывает жизненный цикл заявки в базовой редакции. Заявка сохраняется уже оценённой: составное состояние «Оценка» проходится при регистрации. Далее заявка ожидает решения специалиста и переходит в одно из конечных состояний.</w:t>
       </w:r>
     </w:p>
     <w:p>
@@ -6059,7 +5053,7 @@
       <w:r>
         <w:drawing>
           <wp:inline xmlns:a="http://schemas.openxmlformats.org/drawingml/2006/main" xmlns:pic="http://schemas.openxmlformats.org/drawingml/2006/picture">
-            <wp:extent cx="5760000" cy="6758463"/>
+            <wp:extent cx="5760000" cy="3810390"/>
             <wp:docPr id="12" name="Picture 12"/>
             <wp:cNvGraphicFramePr>
               <a:graphicFrameLocks noChangeAspect="1"/>
@@ -6080,7 +5074,7 @@
                   <pic:spPr>
                     <a:xfrm>
                       <a:off x="0" y="0"/>
-                      <a:ext cx="5760000" cy="6758463"/>
+                      <a:ext cx="5760000" cy="3810390"/>
                     </a:xfrm>
                     <a:prstGeom prst="rect"/>
                   </pic:spPr>
@@ -6253,7 +5247,7 @@
                 <w:i w:val="0"/>
                 <w:sz w:val="24"/>
               </w:rPr>
-              <w:t>Черновик</w:t>
+              <w:t>Оценка (составное)</w:t>
             </w:r>
           </w:p>
         </w:tc>
@@ -6276,339 +5270,7 @@
                 <w:i w:val="0"/>
                 <w:sz w:val="24"/>
               </w:rPr>
-              <w:t>Заявка вводится сотрудником</w:t>
-            </w:r>
-          </w:p>
-        </w:tc>
-        <w:tc>
-          <w:tcPr>
-            <w:tcW w:type="dxa" w:w="3231"/>
-          </w:tcPr>
-          <w:p>
-            <w:pPr>
-              <w:widowControl w:val="0"/>
-              <w:spacing w:line="240" w:lineRule="auto" w:after="0"/>
-              <w:ind w:firstLine="0"/>
-              <w:jc w:val="left"/>
-            </w:pPr>
-            <w:r/>
-            <w:r>
-              <w:rPr>
-                <w:rFonts w:ascii="Times New Roman" w:hAnsi="Times New Roman" w:cs="Times New Roman" w:eastAsia="Times New Roman"/>
-                <w:b w:val="0"/>
-                <w:i w:val="0"/>
-                <w:sz w:val="24"/>
-              </w:rPr>
-              <w:t>→ Зарегистрирована</w:t>
-            </w:r>
-          </w:p>
-        </w:tc>
-      </w:tr>
-      <w:tr>
-        <w:trPr>
-          <w:cantSplit/>
-        </w:trPr>
-        <w:tc>
-          <w:tcPr>
-            <w:tcW w:type="dxa" w:w="2154"/>
-          </w:tcPr>
-          <w:p>
-            <w:pPr>
-              <w:widowControl w:val="0"/>
-              <w:spacing w:line="240" w:lineRule="auto" w:after="0"/>
-              <w:ind w:firstLine="0"/>
-              <w:jc w:val="left"/>
-            </w:pPr>
-            <w:r/>
-            <w:r>
-              <w:rPr>
-                <w:rFonts w:ascii="Times New Roman" w:hAnsi="Times New Roman" w:cs="Times New Roman" w:eastAsia="Times New Roman"/>
-                <w:b w:val="0"/>
-                <w:i w:val="0"/>
-                <w:sz w:val="24"/>
-              </w:rPr>
-              <w:t>Зарегистрирована</w:t>
-            </w:r>
-          </w:p>
-        </w:tc>
-        <w:tc>
-          <w:tcPr>
-            <w:tcW w:type="dxa" w:w="3969"/>
-          </w:tcPr>
-          <w:p>
-            <w:pPr>
-              <w:widowControl w:val="0"/>
-              <w:spacing w:line="240" w:lineRule="auto" w:after="0"/>
-              <w:ind w:firstLine="0"/>
-              <w:jc w:val="left"/>
-            </w:pPr>
-            <w:r/>
-            <w:r>
-              <w:rPr>
-                <w:rFonts w:ascii="Times New Roman" w:hAnsi="Times New Roman" w:cs="Times New Roman" w:eastAsia="Times New Roman"/>
-                <w:b w:val="0"/>
-                <w:i w:val="0"/>
-                <w:sz w:val="24"/>
-              </w:rPr>
-              <w:t>Заявка сохранена, согласия получены</w:t>
-            </w:r>
-          </w:p>
-        </w:tc>
-        <w:tc>
-          <w:tcPr>
-            <w:tcW w:type="dxa" w:w="3231"/>
-          </w:tcPr>
-          <w:p>
-            <w:pPr>
-              <w:widowControl w:val="0"/>
-              <w:spacing w:line="240" w:lineRule="auto" w:after="0"/>
-              <w:ind w:firstLine="0"/>
-              <w:jc w:val="left"/>
-            </w:pPr>
-            <w:r/>
-            <w:r>
-              <w:rPr>
-                <w:rFonts w:ascii="Times New Roman" w:hAnsi="Times New Roman" w:cs="Times New Roman" w:eastAsia="Times New Roman"/>
-                <w:b w:val="0"/>
-                <w:i w:val="0"/>
-                <w:sz w:val="24"/>
-              </w:rPr>
-              <w:t>→ Сбор данных</w:t>
-            </w:r>
-          </w:p>
-        </w:tc>
-      </w:tr>
-    </w:tbl>
-    <w:p>
-      <w:pPr>
-        <w:keepNext/>
-        <w:ind w:firstLine="0"/>
-        <w:jc w:val="right"/>
-      </w:pPr>
-      <w:r>
-        <w:rPr>
-          <w:rFonts w:ascii="Times New Roman" w:hAnsi="Times New Roman" w:cs="Times New Roman" w:eastAsia="Times New Roman"/>
-          <w:b w:val="0"/>
-          <w:i w:val="0"/>
-          <w:sz w:val="28"/>
-        </w:rPr>
-        <w:t>Продолжение таблицы 7.10</w:t>
-      </w:r>
-    </w:p>
-    <w:tbl>
-      <w:tblPr>
-        <w:tblStyle w:val="TableGrid"/>
-        <w:tblW w:type="auto" w:w="0"/>
-        <w:jc w:val="center"/>
-        <w:tblLayout w:type="fixed"/>
-        <w:tblLook w:firstColumn="1" w:firstRow="1" w:lastColumn="0" w:lastRow="0" w:noHBand="0" w:noVBand="1" w:val="04A0"/>
-        <w:tblLayout w:type="fixed"/>
-        <w:tblCaption w:val="7.10|2"/>
-      </w:tblPr>
-      <w:tblGrid>
-        <w:gridCol w:w="2154"/>
-        <w:gridCol w:w="3969"/>
-        <w:gridCol w:w="3231"/>
-      </w:tblGrid>
-      <w:tr>
-        <w:trPr>
-          <w:cantSplit/>
-          <w:tblHeader/>
-        </w:trPr>
-        <w:tc>
-          <w:tcPr>
-            <w:tcW w:type="dxa" w:w="2154"/>
-          </w:tcPr>
-          <w:p>
-            <w:pPr>
-              <w:keepNext/>
-              <w:widowControl w:val="0"/>
-              <w:spacing w:line="240" w:lineRule="auto" w:after="0"/>
-              <w:ind w:firstLine="0"/>
-              <w:jc w:val="center"/>
-            </w:pPr>
-            <w:r/>
-            <w:r>
-              <w:rPr>
-                <w:rFonts w:ascii="Times New Roman" w:hAnsi="Times New Roman" w:cs="Times New Roman" w:eastAsia="Times New Roman"/>
-                <w:b w:val="0"/>
-                <w:i w:val="0"/>
-                <w:sz w:val="24"/>
-              </w:rPr>
-              <w:t>Состояние</w:t>
-            </w:r>
-          </w:p>
-        </w:tc>
-        <w:tc>
-          <w:tcPr>
-            <w:tcW w:type="dxa" w:w="3969"/>
-          </w:tcPr>
-          <w:p>
-            <w:pPr>
-              <w:keepNext/>
-              <w:widowControl w:val="0"/>
-              <w:spacing w:line="240" w:lineRule="auto" w:after="0"/>
-              <w:ind w:firstLine="0"/>
-              <w:jc w:val="center"/>
-            </w:pPr>
-            <w:r/>
-            <w:r>
-              <w:rPr>
-                <w:rFonts w:ascii="Times New Roman" w:hAnsi="Times New Roman" w:cs="Times New Roman" w:eastAsia="Times New Roman"/>
-                <w:b w:val="0"/>
-                <w:i w:val="0"/>
-                <w:sz w:val="24"/>
-              </w:rPr>
-              <w:t>Описание</w:t>
-            </w:r>
-          </w:p>
-        </w:tc>
-        <w:tc>
-          <w:tcPr>
-            <w:tcW w:type="dxa" w:w="3231"/>
-          </w:tcPr>
-          <w:p>
-            <w:pPr>
-              <w:keepNext/>
-              <w:widowControl w:val="0"/>
-              <w:spacing w:line="240" w:lineRule="auto" w:after="0"/>
-              <w:ind w:firstLine="0"/>
-              <w:jc w:val="center"/>
-            </w:pPr>
-            <w:r/>
-            <w:r>
-              <w:rPr>
-                <w:rFonts w:ascii="Times New Roman" w:hAnsi="Times New Roman" w:cs="Times New Roman" w:eastAsia="Times New Roman"/>
-                <w:b w:val="0"/>
-                <w:i w:val="0"/>
-                <w:sz w:val="24"/>
-              </w:rPr>
-              <w:t>Переходы</w:t>
-            </w:r>
-          </w:p>
-        </w:tc>
-      </w:tr>
-      <w:tr>
-        <w:trPr>
-          <w:cantSplit/>
-        </w:trPr>
-        <w:tc>
-          <w:tcPr>
-            <w:tcW w:type="dxa" w:w="2154"/>
-          </w:tcPr>
-          <w:p>
-            <w:pPr>
-              <w:widowControl w:val="0"/>
-              <w:spacing w:line="240" w:lineRule="auto" w:after="0"/>
-              <w:ind w:firstLine="0"/>
-              <w:jc w:val="left"/>
-            </w:pPr>
-            <w:r/>
-            <w:r>
-              <w:rPr>
-                <w:rFonts w:ascii="Times New Roman" w:hAnsi="Times New Roman" w:cs="Times New Roman" w:eastAsia="Times New Roman"/>
-                <w:b w:val="0"/>
-                <w:i w:val="0"/>
-                <w:sz w:val="24"/>
-              </w:rPr>
-              <w:t>Сбор данных</w:t>
-            </w:r>
-          </w:p>
-        </w:tc>
-        <w:tc>
-          <w:tcPr>
-            <w:tcW w:type="dxa" w:w="3969"/>
-          </w:tcPr>
-          <w:p>
-            <w:pPr>
-              <w:widowControl w:val="0"/>
-              <w:spacing w:line="240" w:lineRule="auto" w:after="0"/>
-              <w:ind w:firstLine="0"/>
-              <w:jc w:val="left"/>
-            </w:pPr>
-            <w:r/>
-            <w:r>
-              <w:rPr>
-                <w:rFonts w:ascii="Times New Roman" w:hAnsi="Times New Roman" w:cs="Times New Roman" w:eastAsia="Times New Roman"/>
-                <w:b w:val="0"/>
-                <w:i w:val="0"/>
-                <w:sz w:val="24"/>
-              </w:rPr>
-              <w:t>Запрос БКИ, АБС, проверки</w:t>
-            </w:r>
-          </w:p>
-        </w:tc>
-        <w:tc>
-          <w:tcPr>
-            <w:tcW w:type="dxa" w:w="3231"/>
-          </w:tcPr>
-          <w:p>
-            <w:pPr>
-              <w:widowControl w:val="0"/>
-              <w:spacing w:line="240" w:lineRule="auto" w:after="0"/>
-              <w:ind w:firstLine="0"/>
-              <w:jc w:val="left"/>
-            </w:pPr>
-            <w:r/>
-            <w:r>
-              <w:rPr>
-                <w:rFonts w:ascii="Times New Roman" w:hAnsi="Times New Roman" w:cs="Times New Roman" w:eastAsia="Times New Roman"/>
-                <w:b w:val="0"/>
-                <w:i w:val="0"/>
-                <w:sz w:val="24"/>
-              </w:rPr>
-              <w:t>→ Скоринг / Требуются документы</w:t>
-            </w:r>
-          </w:p>
-        </w:tc>
-      </w:tr>
-      <w:tr>
-        <w:trPr>
-          <w:cantSplit/>
-        </w:trPr>
-        <w:tc>
-          <w:tcPr>
-            <w:tcW w:type="dxa" w:w="2154"/>
-          </w:tcPr>
-          <w:p>
-            <w:pPr>
-              <w:widowControl w:val="0"/>
-              <w:spacing w:line="240" w:lineRule="auto" w:after="0"/>
-              <w:ind w:firstLine="0"/>
-              <w:jc w:val="left"/>
-            </w:pPr>
-            <w:r/>
-            <w:r>
-              <w:rPr>
-                <w:rFonts w:ascii="Times New Roman" w:hAnsi="Times New Roman" w:cs="Times New Roman" w:eastAsia="Times New Roman"/>
-                <w:b w:val="0"/>
-                <w:i w:val="0"/>
-                <w:sz w:val="24"/>
-              </w:rPr>
-              <w:t>Скоринг</w:t>
-            </w:r>
-          </w:p>
-        </w:tc>
-        <w:tc>
-          <w:tcPr>
-            <w:tcW w:type="dxa" w:w="3969"/>
-          </w:tcPr>
-          <w:p>
-            <w:pPr>
-              <w:widowControl w:val="0"/>
-              <w:spacing w:line="240" w:lineRule="auto" w:after="0"/>
-              <w:ind w:firstLine="0"/>
-              <w:jc w:val="left"/>
-            </w:pPr>
-            <w:r/>
-            <w:r>
-              <w:rPr>
-                <w:rFonts w:ascii="Times New Roman" w:hAnsi="Times New Roman" w:cs="Times New Roman" w:eastAsia="Times New Roman"/>
-                <w:b w:val="0"/>
-                <w:i w:val="0"/>
-                <w:sz w:val="24"/>
-              </w:rPr>
-              <w:t>Расчёт оценки (составное состояние)</w:t>
+              <w:t>Проверка стоп-факторов, расчёт балла и PD, рекомендация</w:t>
             </w:r>
           </w:p>
         </w:tc>
@@ -6659,7 +5321,7 @@
                 <w:i w:val="0"/>
                 <w:sz w:val="24"/>
               </w:rPr>
-              <w:t>На рассмотрении</w:t>
+              <w:t>На рассмотрении (review)</w:t>
             </w:r>
           </w:p>
         </w:tc>
@@ -6682,81 +5344,7 @@
                 <w:i w:val="0"/>
                 <w:sz w:val="24"/>
               </w:rPr>
-              <w:t>Ожидает решения андеррайтера</w:t>
-            </w:r>
-          </w:p>
-        </w:tc>
-        <w:tc>
-          <w:tcPr>
-            <w:tcW w:type="dxa" w:w="3231"/>
-          </w:tcPr>
-          <w:p>
-            <w:pPr>
-              <w:widowControl w:val="0"/>
-              <w:spacing w:line="240" w:lineRule="auto" w:after="0"/>
-              <w:ind w:firstLine="0"/>
-              <w:jc w:val="left"/>
-            </w:pPr>
-            <w:r/>
-            <w:r>
-              <w:rPr>
-                <w:rFonts w:ascii="Times New Roman" w:hAnsi="Times New Roman" w:cs="Times New Roman" w:eastAsia="Times New Roman"/>
-                <w:b w:val="0"/>
-                <w:i w:val="0"/>
-                <w:sz w:val="24"/>
-              </w:rPr>
-              <w:t>→ Одобрена / Отклонена / На кредитном комитете</w:t>
-            </w:r>
-          </w:p>
-        </w:tc>
-      </w:tr>
-      <w:tr>
-        <w:trPr>
-          <w:cantSplit/>
-        </w:trPr>
-        <w:tc>
-          <w:tcPr>
-            <w:tcW w:type="dxa" w:w="2154"/>
-          </w:tcPr>
-          <w:p>
-            <w:pPr>
-              <w:widowControl w:val="0"/>
-              <w:spacing w:line="240" w:lineRule="auto" w:after="0"/>
-              <w:ind w:firstLine="0"/>
-              <w:jc w:val="left"/>
-            </w:pPr>
-            <w:r/>
-            <w:r>
-              <w:rPr>
-                <w:rFonts w:ascii="Times New Roman" w:hAnsi="Times New Roman" w:cs="Times New Roman" w:eastAsia="Times New Roman"/>
-                <w:b w:val="0"/>
-                <w:i w:val="0"/>
-                <w:sz w:val="24"/>
-              </w:rPr>
-              <w:t>На кредитном комитете</w:t>
-            </w:r>
-          </w:p>
-        </w:tc>
-        <w:tc>
-          <w:tcPr>
-            <w:tcW w:type="dxa" w:w="3969"/>
-          </w:tcPr>
-          <w:p>
-            <w:pPr>
-              <w:widowControl w:val="0"/>
-              <w:spacing w:line="240" w:lineRule="auto" w:after="0"/>
-              <w:ind w:firstLine="0"/>
-              <w:jc w:val="left"/>
-            </w:pPr>
-            <w:r/>
-            <w:r>
-              <w:rPr>
-                <w:rFonts w:ascii="Times New Roman" w:hAnsi="Times New Roman" w:cs="Times New Roman" w:eastAsia="Times New Roman"/>
-                <w:b w:val="0"/>
-                <w:i w:val="0"/>
-                <w:sz w:val="24"/>
-              </w:rPr>
-              <w:t>Ожидает решения комитета</w:t>
+              <w:t>Ожидает решения специалиста</w:t>
             </w:r>
           </w:p>
         </w:tc>
@@ -6807,81 +5395,7 @@
                 <w:i w:val="0"/>
                 <w:sz w:val="24"/>
               </w:rPr>
-              <w:t>Одобрена</w:t>
-            </w:r>
-          </w:p>
-        </w:tc>
-        <w:tc>
-          <w:tcPr>
-            <w:tcW w:type="dxa" w:w="3969"/>
-          </w:tcPr>
-          <w:p>
-            <w:pPr>
-              <w:widowControl w:val="0"/>
-              <w:spacing w:line="240" w:lineRule="auto" w:after="0"/>
-              <w:ind w:firstLine="0"/>
-              <w:jc w:val="left"/>
-            </w:pPr>
-            <w:r/>
-            <w:r>
-              <w:rPr>
-                <w:rFonts w:ascii="Times New Roman" w:hAnsi="Times New Roman" w:cs="Times New Roman" w:eastAsia="Times New Roman"/>
-                <w:b w:val="0"/>
-                <w:i w:val="0"/>
-                <w:sz w:val="24"/>
-              </w:rPr>
-              <w:t>Решение положительное</w:t>
-            </w:r>
-          </w:p>
-        </w:tc>
-        <w:tc>
-          <w:tcPr>
-            <w:tcW w:type="dxa" w:w="3231"/>
-          </w:tcPr>
-          <w:p>
-            <w:pPr>
-              <w:widowControl w:val="0"/>
-              <w:spacing w:line="240" w:lineRule="auto" w:after="0"/>
-              <w:ind w:firstLine="0"/>
-              <w:jc w:val="left"/>
-            </w:pPr>
-            <w:r/>
-            <w:r>
-              <w:rPr>
-                <w:rFonts w:ascii="Times New Roman" w:hAnsi="Times New Roman" w:cs="Times New Roman" w:eastAsia="Times New Roman"/>
-                <w:b w:val="0"/>
-                <w:i w:val="0"/>
-                <w:sz w:val="24"/>
-              </w:rPr>
-              <w:t>→ Выдана / Отказ клиента</w:t>
-            </w:r>
-          </w:p>
-        </w:tc>
-      </w:tr>
-      <w:tr>
-        <w:trPr>
-          <w:cantSplit/>
-        </w:trPr>
-        <w:tc>
-          <w:tcPr>
-            <w:tcW w:type="dxa" w:w="2154"/>
-          </w:tcPr>
-          <w:p>
-            <w:pPr>
-              <w:widowControl w:val="0"/>
-              <w:spacing w:line="240" w:lineRule="auto" w:after="0"/>
-              <w:ind w:firstLine="0"/>
-              <w:jc w:val="left"/>
-            </w:pPr>
-            <w:r/>
-            <w:r>
-              <w:rPr>
-                <w:rFonts w:ascii="Times New Roman" w:hAnsi="Times New Roman" w:cs="Times New Roman" w:eastAsia="Times New Roman"/>
-                <w:b w:val="0"/>
-                <w:i w:val="0"/>
-                <w:sz w:val="24"/>
-              </w:rPr>
-              <w:t>Выдана, Отклонена, Отказ клиента</w:t>
+              <w:t>Одобрена (approved), Отклонена (rejected)</w:t>
             </w:r>
           </w:p>
         </w:tc>
@@ -6960,7 +5474,7 @@
           <w:i w:val="0"/>
           <w:sz w:val="28"/>
         </w:rPr>
-        <w:t>Объединённая диаграмма компонентов и размещения (рисунок 7.13) показывает расположение программных компонентов распределённого приложения на узлах вычислительной сети Банка и связи между ними.</w:t>
+        <w:t>Объединённая диаграмма компонентов и размещения (рисунок 7.13) показывает, что все компоненты базовой редакции размещены на одном компьютере Организации. Сервер принимает подключения только с этого компьютера; портал бюро кредитных историй специалист открывает в браузере отдельно, программа к нему не обращается.</w:t>
       </w:r>
     </w:p>
     <w:p>
@@ -6973,7 +5487,7 @@
       <w:r>
         <w:drawing>
           <wp:inline xmlns:a="http://schemas.openxmlformats.org/drawingml/2006/main" xmlns:pic="http://schemas.openxmlformats.org/drawingml/2006/picture">
-            <wp:extent cx="5940000" cy="4115269"/>
+            <wp:extent cx="5940000" cy="3700739"/>
             <wp:docPr id="13" name="Picture 13"/>
             <wp:cNvGraphicFramePr>
               <a:graphicFrameLocks noChangeAspect="1"/>
@@ -6994,7 +5508,7 @@
                   <pic:spPr>
                     <a:xfrm>
                       <a:off x="0" y="0"/>
-                      <a:ext cx="5940000" cy="4115269"/>
+                      <a:ext cx="5940000" cy="3700739"/>
                     </a:xfrm>
                     <a:prstGeom prst="rect"/>
                   </pic:spPr>
@@ -7167,7 +5681,7 @@
                 <w:i w:val="0"/>
                 <w:sz w:val="24"/>
               </w:rPr>
-              <w:t>АРМ сотрудника</w:t>
+              <w:t>Персональный компьютер Организации</w:t>
             </w:r>
           </w:p>
         </w:tc>
@@ -7190,7 +5704,7 @@
                 <w:i w:val="0"/>
                 <w:sz w:val="24"/>
               </w:rPr>
-              <w:t>Веб-браузер</w:t>
+              <w:t>Браузер, программа на Python (Flask), файл creditdss.db, run.bat и пакеты, secret.key</w:t>
             </w:r>
           </w:p>
         </w:tc>
@@ -7213,7 +5727,7 @@
                 <w:i w:val="0"/>
                 <w:sz w:val="24"/>
               </w:rPr>
-              <w:t>Рабочее место пользователя</w:t>
+              <w:t>Работа специалиста, хранение данных</w:t>
             </w:r>
           </w:p>
         </w:tc>
@@ -7241,7 +5755,7 @@
                 <w:i w:val="0"/>
                 <w:sz w:val="24"/>
               </w:rPr>
-              <w:t>Сервер приложений</w:t>
+              <w:t>Портал бюро кредитных историй</w:t>
             </w:r>
           </w:p>
         </w:tc>
@@ -7264,7 +5778,7 @@
                 <w:i w:val="0"/>
                 <w:sz w:val="24"/>
               </w:rPr>
-              <w:t>web-frontend, backend-api, scoring-service, integration-gateway</w:t>
+              <w:t>Веб-портал бюро</w:t>
             </w:r>
           </w:p>
         </w:tc>
@@ -7287,229 +5801,7 @@
                 <w:i w:val="0"/>
                 <w:sz w:val="24"/>
               </w:rPr>
-              <w:t>Выполнение бизнес-логики, скоринг, интеграции</w:t>
-            </w:r>
-          </w:p>
-        </w:tc>
-      </w:tr>
-      <w:tr>
-        <w:trPr>
-          <w:cantSplit/>
-        </w:trPr>
-        <w:tc>
-          <w:tcPr>
-            <w:tcW w:type="dxa" w:w="2268"/>
-          </w:tcPr>
-          <w:p>
-            <w:pPr>
-              <w:widowControl w:val="0"/>
-              <w:spacing w:line="240" w:lineRule="auto" w:after="0"/>
-              <w:ind w:firstLine="0"/>
-              <w:jc w:val="left"/>
-            </w:pPr>
-            <w:r/>
-            <w:r>
-              <w:rPr>
-                <w:rFonts w:ascii="Times New Roman" w:hAnsi="Times New Roman" w:cs="Times New Roman" w:eastAsia="Times New Roman"/>
-                <w:b w:val="0"/>
-                <w:i w:val="0"/>
-                <w:sz w:val="24"/>
-              </w:rPr>
-              <w:t>Сервер обучения моделей</w:t>
-            </w:r>
-          </w:p>
-        </w:tc>
-        <w:tc>
-          <w:tcPr>
-            <w:tcW w:type="dxa" w:w="3118"/>
-          </w:tcPr>
-          <w:p>
-            <w:pPr>
-              <w:widowControl w:val="0"/>
-              <w:spacing w:line="240" w:lineRule="auto" w:after="0"/>
-              <w:ind w:firstLine="0"/>
-              <w:jc w:val="left"/>
-            </w:pPr>
-            <w:r/>
-            <w:r>
-              <w:rPr>
-                <w:rFonts w:ascii="Times New Roman" w:hAnsi="Times New Roman" w:cs="Times New Roman" w:eastAsia="Times New Roman"/>
-                <w:b w:val="0"/>
-                <w:i w:val="0"/>
-                <w:sz w:val="24"/>
-              </w:rPr>
-              <w:t>training-service, MLflow</w:t>
-            </w:r>
-          </w:p>
-        </w:tc>
-        <w:tc>
-          <w:tcPr>
-            <w:tcW w:type="dxa" w:w="3969"/>
-          </w:tcPr>
-          <w:p>
-            <w:pPr>
-              <w:widowControl w:val="0"/>
-              <w:spacing w:line="240" w:lineRule="auto" w:after="0"/>
-              <w:ind w:firstLine="0"/>
-              <w:jc w:val="left"/>
-            </w:pPr>
-            <w:r/>
-            <w:r>
-              <w:rPr>
-                <w:rFonts w:ascii="Times New Roman" w:hAnsi="Times New Roman" w:cs="Times New Roman" w:eastAsia="Times New Roman"/>
-                <w:b w:val="0"/>
-                <w:i w:val="0"/>
-                <w:sz w:val="24"/>
-              </w:rPr>
-              <w:t>Обучение моделей, реестр версий</w:t>
-            </w:r>
-          </w:p>
-        </w:tc>
-      </w:tr>
-      <w:tr>
-        <w:trPr>
-          <w:cantSplit/>
-        </w:trPr>
-        <w:tc>
-          <w:tcPr>
-            <w:tcW w:type="dxa" w:w="2268"/>
-          </w:tcPr>
-          <w:p>
-            <w:pPr>
-              <w:widowControl w:val="0"/>
-              <w:spacing w:line="240" w:lineRule="auto" w:after="0"/>
-              <w:ind w:firstLine="0"/>
-              <w:jc w:val="left"/>
-            </w:pPr>
-            <w:r/>
-            <w:r>
-              <w:rPr>
-                <w:rFonts w:ascii="Times New Roman" w:hAnsi="Times New Roman" w:cs="Times New Roman" w:eastAsia="Times New Roman"/>
-                <w:b w:val="0"/>
-                <w:i w:val="0"/>
-                <w:sz w:val="24"/>
-              </w:rPr>
-              <w:t>Сервер БД</w:t>
-            </w:r>
-          </w:p>
-        </w:tc>
-        <w:tc>
-          <w:tcPr>
-            <w:tcW w:type="dxa" w:w="3118"/>
-          </w:tcPr>
-          <w:p>
-            <w:pPr>
-              <w:widowControl w:val="0"/>
-              <w:spacing w:line="240" w:lineRule="auto" w:after="0"/>
-              <w:ind w:firstLine="0"/>
-              <w:jc w:val="left"/>
-            </w:pPr>
-            <w:r/>
-            <w:r>
-              <w:rPr>
-                <w:rFonts w:ascii="Times New Roman" w:hAnsi="Times New Roman" w:cs="Times New Roman" w:eastAsia="Times New Roman"/>
-                <w:b w:val="0"/>
-                <w:i w:val="0"/>
-                <w:sz w:val="24"/>
-              </w:rPr>
-              <w:t>PostgreSQL (credit_db)</w:t>
-            </w:r>
-          </w:p>
-        </w:tc>
-        <w:tc>
-          <w:tcPr>
-            <w:tcW w:type="dxa" w:w="3969"/>
-          </w:tcPr>
-          <w:p>
-            <w:pPr>
-              <w:widowControl w:val="0"/>
-              <w:spacing w:line="240" w:lineRule="auto" w:after="0"/>
-              <w:ind w:firstLine="0"/>
-              <w:jc w:val="left"/>
-            </w:pPr>
-            <w:r/>
-            <w:r>
-              <w:rPr>
-                <w:rFonts w:ascii="Times New Roman" w:hAnsi="Times New Roman" w:cs="Times New Roman" w:eastAsia="Times New Roman"/>
-                <w:b w:val="0"/>
-                <w:i w:val="0"/>
-                <w:sz w:val="24"/>
-              </w:rPr>
-              <w:t>Хранение данных системы</w:t>
-            </w:r>
-          </w:p>
-        </w:tc>
-      </w:tr>
-      <w:tr>
-        <w:trPr>
-          <w:cantSplit/>
-        </w:trPr>
-        <w:tc>
-          <w:tcPr>
-            <w:tcW w:type="dxa" w:w="2268"/>
-          </w:tcPr>
-          <w:p>
-            <w:pPr>
-              <w:widowControl w:val="0"/>
-              <w:spacing w:line="240" w:lineRule="auto" w:after="0"/>
-              <w:ind w:firstLine="0"/>
-              <w:jc w:val="left"/>
-            </w:pPr>
-            <w:r/>
-            <w:r>
-              <w:rPr>
-                <w:rFonts w:ascii="Times New Roman" w:hAnsi="Times New Roman" w:cs="Times New Roman" w:eastAsia="Times New Roman"/>
-                <w:b w:val="0"/>
-                <w:i w:val="0"/>
-                <w:sz w:val="24"/>
-              </w:rPr>
-              <w:t>Внешние узлы</w:t>
-            </w:r>
-          </w:p>
-        </w:tc>
-        <w:tc>
-          <w:tcPr>
-            <w:tcW w:type="dxa" w:w="3118"/>
-          </w:tcPr>
-          <w:p>
-            <w:pPr>
-              <w:widowControl w:val="0"/>
-              <w:spacing w:line="240" w:lineRule="auto" w:after="0"/>
-              <w:ind w:firstLine="0"/>
-              <w:jc w:val="left"/>
-            </w:pPr>
-            <w:r/>
-            <w:r>
-              <w:rPr>
-                <w:rFonts w:ascii="Times New Roman" w:hAnsi="Times New Roman" w:cs="Times New Roman" w:eastAsia="Times New Roman"/>
-                <w:b w:val="0"/>
-                <w:i w:val="0"/>
-                <w:sz w:val="24"/>
-              </w:rPr>
-              <w:t>БКИ, АБС, LDAP</w:t>
-            </w:r>
-          </w:p>
-        </w:tc>
-        <w:tc>
-          <w:tcPr>
-            <w:tcW w:type="dxa" w:w="3969"/>
-          </w:tcPr>
-          <w:p>
-            <w:pPr>
-              <w:widowControl w:val="0"/>
-              <w:spacing w:line="240" w:lineRule="auto" w:after="0"/>
-              <w:ind w:firstLine="0"/>
-              <w:jc w:val="left"/>
-            </w:pPr>
-            <w:r/>
-            <w:r>
-              <w:rPr>
-                <w:rFonts w:ascii="Times New Roman" w:hAnsi="Times New Roman" w:cs="Times New Roman" w:eastAsia="Times New Roman"/>
-                <w:b w:val="0"/>
-                <w:i w:val="0"/>
-                <w:sz w:val="24"/>
-              </w:rPr>
-              <w:t>Внешние источники и приёмники данных, аутентификация</w:t>
+              <w:t>Получение кредитного отчёта специалистом</w:t>
             </w:r>
           </w:p>
         </w:tc>
@@ -7542,7 +5834,7 @@
           <w:i w:val="0"/>
           <w:sz w:val="28"/>
         </w:rPr>
-        <w:t>В ходе работы изучены основные элементы языка UML и построена объектно-ориентированная модель системы поддержки принятия решений для оценки кредитоспособности физических лиц: диаграмма вариантов использования (11 вариантов, 7 действующих лиц), спецификации и диаграммы последовательности для пяти основных вариантов использования, диаграммы классов, реализующих варианты использования, диаграмма кооперации, общая диаграмма классов со стереотипами boundary, control и entity, диаграмма пакетов, диаграмма состояний объекта «Заявка» и объединённая диаграмма компонентов и размещения.</w:t>
+        <w:t>В ходе работы изучены основные элементы языка UML и построена объектно-ориентированная модель базовой редакции системы поддержки принятия решений для оценки кредитоспособности физических лиц: диаграмма вариантов использования (8 вариантов, 2 действующих лица), спецификации и диаграммы последовательности для пяти вариантов использования, диаграммы классов, реализующих варианты использования, диаграмма кооперации, общая диаграмма классов со стереотипами boundary, control и entity, диаграмма пакетов, диаграмма состояний объекта «Заявка» и объединённая диаграмма компонентов и размещения.</w:t>
       </w:r>
     </w:p>
     <w:p>
@@ -7553,7 +5845,7 @@
           <w:i w:val="0"/>
           <w:sz w:val="28"/>
         </w:rPr>
-        <w:t>Построенная модель реализует весь описанный функционал системы и служит основой для программной реализации.</w:t>
+        <w:t>Классы модели прямо соответствуют модулям программы, поэтому модель служит и описанием её устройства.</w:t>
       </w:r>
     </w:p>
     <w:p>
@@ -7665,7 +5957,7 @@
           <w:i w:val="0"/>
           <w:sz w:val="28"/>
         </w:rPr>
-        <w:t>7. Федеральный закон от 30.12.2004 № 218-ФЗ «О кредитных историях».</w:t>
+        <w:t>7. Федеральный закон от 02.07.2010 № 151-ФЗ «О микрофинансовой деятельности и микрофинансовых организациях».</w:t>
       </w:r>
     </w:p>
     <w:p>
@@ -7679,7 +5971,7 @@
           <w:i w:val="0"/>
           <w:sz w:val="28"/>
         </w:rPr>
-        <w:t>8. Федеральный закон от 21.12.2013 № 353-ФЗ «О потребительском кредите (займе)».</w:t>
+        <w:t>8. Федеральный закон от 18.07.2009 № 190-ФЗ «О кредитной кооперации».</w:t>
       </w:r>
     </w:p>
     <w:p>
@@ -7693,7 +5985,7 @@
           <w:i w:val="0"/>
           <w:sz w:val="28"/>
         </w:rPr>
-        <w:t>9. Федеральный закон от 27.07.2006 № 152-ФЗ «О персональных данных».</w:t>
+        <w:t>9. Федеральный закон от 30.12.2004 № 218-ФЗ «О кредитных историях».</w:t>
       </w:r>
     </w:p>
     <w:p>
@@ -7707,7 +5999,7 @@
           <w:i w:val="0"/>
           <w:sz w:val="28"/>
         </w:rPr>
-        <w:t>10. Методические указания по выполнению практических работ по дисциплине «Программная инженерия». Части 1, 2. — Тула: ТулГУ.</w:t>
+        <w:t>10. Федеральный закон от 21.12.2013 № 353-ФЗ «О потребительском кредите (займе)».</w:t>
       </w:r>
     </w:p>
     <w:p>
@@ -7721,7 +6013,7 @@
           <w:i w:val="0"/>
           <w:sz w:val="28"/>
         </w:rPr>
-        <w:t>11. Буч Г., Рамбо Дж., Якобсон И. Язык UML. Руководство пользователя. — 2-е изд. — М.: ДМК Пресс, 2007. — 496 с.</w:t>
+        <w:t>11. Федеральный закон от 27.07.2006 № 152-ФЗ «О персональных данных».</w:t>
       </w:r>
     </w:p>
     <w:p>
@@ -7735,7 +6027,7 @@
           <w:i w:val="0"/>
           <w:sz w:val="28"/>
         </w:rPr>
-        <w:t>12. Леоненков А. В. Самоучитель UML 2. — СПб.: БХВ-Петербург, 2007. — 576 с.</w:t>
+        <w:t>12. Методические указания по выполнению практических работ по дисциплине «Программная инженерия». Части 1, 2. — Тула: ТулГУ.</w:t>
       </w:r>
     </w:p>
     <w:p>
@@ -7749,7 +6041,35 @@
           <w:i w:val="0"/>
           <w:sz w:val="28"/>
         </w:rPr>
-        <w:t>13. Unified Modeling Language Specification. Version 2.5.1. — Object Management Group, 2017. — URL: https://www.omg.org/spec/UML/2.5.1</w:t>
+        <w:t>13. Буч Г., Рамбо Дж., Якобсон И. Язык UML. Руководство пользователя. — 2-е изд. — М.: ДМК Пресс, 2007. — 496 с.</w:t>
+      </w:r>
+    </w:p>
+    <w:p>
+      <w:pPr>
+        <w:jc w:val="left"/>
+      </w:pPr>
+      <w:r>
+        <w:rPr>
+          <w:rFonts w:ascii="Times New Roman" w:hAnsi="Times New Roman" w:cs="Times New Roman" w:eastAsia="Times New Roman"/>
+          <w:b w:val="0"/>
+          <w:i w:val="0"/>
+          <w:sz w:val="28"/>
+        </w:rPr>
+        <w:t>14. Леоненков А. В. Самоучитель UML 2. — СПб.: БХВ-Петербург, 2007. — 576 с.</w:t>
+      </w:r>
+    </w:p>
+    <w:p>
+      <w:pPr>
+        <w:jc w:val="left"/>
+      </w:pPr>
+      <w:r>
+        <w:rPr>
+          <w:rFonts w:ascii="Times New Roman" w:hAnsi="Times New Roman" w:cs="Times New Roman" w:eastAsia="Times New Roman"/>
+          <w:b w:val="0"/>
+          <w:i w:val="0"/>
+          <w:sz w:val="28"/>
+        </w:rPr>
+        <w:t>15. Unified Modeling Language Specification. Version 2.5.1. — Object Management Group, 2017. — URL: https://www.omg.org/spec/UML/2.5.1</w:t>
       </w:r>
     </w:p>
     <w:sectPr>
